--- a/fra/docx/003.content.docx
+++ b/fra/docx/003.content.docx
@@ -150,26 +150,6 @@
           <w:lang w:val="fr_FR" w:bidi="fr_FR"/>
         </w:rPr>
         <w:t>B</w:t>
-      </w:r>
-      <w:r>
-        <w:rPr>
-          <w:lang w:val="fr_FR" w:bidi="fr_FR"/>
-        </w:rPr>
-      </w:r>
-    </w:p>
-    <w:p>
-      <w:pPr/>
-      <w:r>
-        <w:rPr>
-          <w:lang w:val="fr_FR" w:bidi="fr_FR"/>
-        </w:rPr>
-      </w:r>
-      <w:r>
-        <w:rPr>
-          <w:i/>
-          <w:lang w:val="fr_FR" w:bidi="fr_FR"/>
-        </w:rPr>
-        <w:t>Babel : la dispersion des nations, Baptême, Bénédiction</w:t>
       </w:r>
       <w:r>
         <w:rPr>

--- a/fra/docx/003.content.docx
+++ b/fra/docx/003.content.docx
@@ -19,7 +19,7 @@
         <w:rPr>
           <w:lang w:val="fr_FR" w:bidi="fr_FR"/>
         </w:rPr>
-        <w:t>Resource: Study Notes - Themes (Tyndale)</w:t>
+        <w:t>Resource: Tyndale Open Study Notes</w:t>
       </w:r>
       <w:r>
         <w:rPr>
@@ -112,7 +112,7 @@
         <w:rPr>
           <w:lang w:val="fr_FR" w:bidi="fr_FR"/>
         </w:rPr>
-        <w:t>Study Notes - Themes (Tyndale)</w:t>
+        <w:t>Tyndale Open Study Notes</w:t>
       </w:r>
     </w:p>
     <w:p>

--- a/fra/docx/003.content.docx
+++ b/fra/docx/003.content.docx
@@ -19,7 +19,7 @@
         <w:rPr>
           <w:lang w:val="fr_FR" w:bidi="fr_FR"/>
         </w:rPr>
-        <w:t>Resource: Tyndale Open Study Notes</w:t>
+        <w:t>Resource: Aquifer Open Study Notes (Themes)</w:t>
       </w:r>
       <w:r>
         <w:rPr>
@@ -112,7 +112,7 @@
         <w:rPr>
           <w:lang w:val="fr_FR" w:bidi="fr_FR"/>
         </w:rPr>
-        <w:t>Tyndale Open Study Notes</w:t>
+        <w:t>Aquifer Open Study Notes (Themes)</w:t>
       </w:r>
     </w:p>
     <w:p>

--- a/fra/docx/003.content.docx
+++ b/fra/docx/003.content.docx
@@ -233,54 +233,36 @@
         </w:rPr>
         <w:t>L'histoire de la tour de Babel explique comment les nations et les groupes ethniques ont été séparés par leurs langages et dispersés géographiquement. Après le déluge envoyé par Dieu pour juger l'humanité corrompue, les êtres humains se sont à nouveau rebellés en construisant une tour pour toucher au ciel (</w:t>
       </w:r>
-      <w:hyperlink r:id="rId13">
-        <w:r>
-          <w:rPr>
-            <w:lang w:val="fr_FR" w:bidi="fr_FR"/>
-          </w:rPr>
-          <w:rPr>
-            <w:color w:val="0000EE"/>
-            <w:u w:val="single"/>
-          </w:rPr>
-          <w:t>Gn 11.4</w:t>
-        </w:r>
-      </w:hyperlink>
+      <w:r>
+        <w:rPr>
+          <w:lang w:val="fr_FR" w:bidi="fr_FR"/>
+        </w:rPr>
+        <w:t>Gn 11.4</w:t>
+      </w:r>
       <w:r>
         <w:rPr>
           <w:lang w:val="fr_FR" w:bidi="fr_FR"/>
         </w:rPr>
         <w:t>). Au lieu d'adorer Dieu, ils voulaient se faire un nom pour eux-mêmes et être unis dans leur orgueil sans Dieu. Voyant que ce projet allait amener plus de mal et de destruction, Dieu agit alors pour « confondre leur langage, » et les disperse « sur la face de toute la terre » (</w:t>
       </w:r>
-      <w:hyperlink r:id="rId14">
-        <w:r>
-          <w:rPr>
-            <w:lang w:val="fr_FR" w:bidi="fr_FR"/>
-          </w:rPr>
-          <w:rPr>
-            <w:color w:val="0000EE"/>
-            <w:u w:val="single"/>
-          </w:rPr>
-          <w:t>11.7</w:t>
-        </w:r>
-      </w:hyperlink>
+      <w:r>
+        <w:rPr>
+          <w:lang w:val="fr_FR" w:bidi="fr_FR"/>
+        </w:rPr>
+        <w:t>11.7</w:t>
+      </w:r>
       <w:r>
         <w:rPr>
           <w:lang w:val="fr_FR" w:bidi="fr_FR"/>
         </w:rPr>
         <w:t xml:space="preserve">, </w:t>
       </w:r>
-      <w:hyperlink r:id="rId15">
-        <w:r>
-          <w:rPr>
-            <w:lang w:val="fr_FR" w:bidi="fr_FR"/>
-          </w:rPr>
-          <w:rPr>
-            <w:color w:val="0000EE"/>
-            <w:u w:val="single"/>
-          </w:rPr>
-          <w:t>9</w:t>
-        </w:r>
-      </w:hyperlink>
+      <w:r>
+        <w:rPr>
+          <w:lang w:val="fr_FR" w:bidi="fr_FR"/>
+        </w:rPr>
+        <w:t>9</w:t>
+      </w:r>
       <w:r>
         <w:rPr>
           <w:lang w:val="fr_FR" w:bidi="fr_FR"/>
@@ -301,18 +283,12 @@
         </w:rPr>
         <w:t xml:space="preserve">Babel est l'origine historique des différences et des malentendus entre peuples et nations qui ne peuvent pas comprendre les langues et les cultures des autres. Cette séparation entre les peuples de la terre ne commence à s'inverser qu'avec l'arrivée du Saint-Esprit à la Pentecôte (voir </w:t>
       </w:r>
-      <w:hyperlink r:id="rId16">
-        <w:r>
-          <w:rPr>
-            <w:lang w:val="fr_FR" w:bidi="fr_FR"/>
-          </w:rPr>
-          <w:rPr>
-            <w:color w:val="0000EE"/>
-            <w:u w:val="single"/>
-          </w:rPr>
-          <w:t>Ac 2</w:t>
-        </w:r>
-      </w:hyperlink>
+      <w:r>
+        <w:rPr>
+          <w:lang w:val="fr_FR" w:bidi="fr_FR"/>
+        </w:rPr>
+        <w:t>Ac 2</w:t>
+      </w:r>
       <w:r>
         <w:rPr>
           <w:lang w:val="fr_FR" w:bidi="fr_FR"/>
@@ -333,90 +309,60 @@
         </w:rPr>
         <w:t>Après la dispersion des nations à Babel, Dieu renouvelle son plan de salut pour l'humanité à travers Abraham et ses descendants (</w:t>
       </w:r>
-      <w:hyperlink r:id="rId17">
-        <w:r>
-          <w:rPr>
-            <w:lang w:val="fr_FR" w:bidi="fr_FR"/>
-          </w:rPr>
-          <w:rPr>
-            <w:color w:val="0000EE"/>
-            <w:u w:val="single"/>
-          </w:rPr>
-          <w:t>Gn 12.1–9</w:t>
-        </w:r>
-      </w:hyperlink>
+      <w:r>
+        <w:rPr>
+          <w:lang w:val="fr_FR" w:bidi="fr_FR"/>
+        </w:rPr>
+        <w:t>Gn 12.1–9</w:t>
+      </w:r>
       <w:r>
         <w:rPr>
           <w:lang w:val="fr_FR" w:bidi="fr_FR"/>
         </w:rPr>
         <w:t>). Contrairement aux gens de Babel, Abraham était juste parce qu'il avait « confiance en l’Éternel ». Il vivait par la foi en Dieu plutôt que dans l'orgueil de ses propres projets (</w:t>
       </w:r>
-      <w:hyperlink r:id="rId18">
-        <w:r>
-          <w:rPr>
-            <w:lang w:val="fr_FR" w:bidi="fr_FR"/>
-          </w:rPr>
-          <w:rPr>
-            <w:color w:val="0000EE"/>
-            <w:u w:val="single"/>
-          </w:rPr>
-          <w:t>15.6</w:t>
-        </w:r>
-      </w:hyperlink>
+      <w:r>
+        <w:rPr>
+          <w:lang w:val="fr_FR" w:bidi="fr_FR"/>
+        </w:rPr>
+        <w:t>15.6</w:t>
+      </w:r>
       <w:r>
         <w:rPr>
           <w:lang w:val="fr_FR" w:bidi="fr_FR"/>
         </w:rPr>
         <w:t xml:space="preserve">; </w:t>
       </w:r>
-      <w:hyperlink r:id="rId19">
-        <w:r>
-          <w:rPr>
-            <w:lang w:val="fr_FR" w:bidi="fr_FR"/>
-          </w:rPr>
-          <w:rPr>
-            <w:color w:val="0000EE"/>
-            <w:u w:val="single"/>
-          </w:rPr>
-          <w:t xml:space="preserve">17.1 </w:t>
-        </w:r>
-      </w:hyperlink>
+      <w:r>
+        <w:rPr>
+          <w:lang w:val="fr_FR" w:bidi="fr_FR"/>
+        </w:rPr>
+        <w:t xml:space="preserve">17.1 </w:t>
+      </w:r>
       <w:r>
         <w:rPr>
           <w:lang w:val="fr_FR" w:bidi="fr_FR"/>
         </w:rPr>
         <w:t xml:space="preserve">; </w:t>
       </w:r>
-      <w:hyperlink r:id="rId20">
-        <w:r>
-          <w:rPr>
-            <w:lang w:val="fr_FR" w:bidi="fr_FR"/>
-          </w:rPr>
-          <w:rPr>
-            <w:color w:val="0000EE"/>
-            <w:u w:val="single"/>
-          </w:rPr>
-          <w:t xml:space="preserve">18.19 </w:t>
-        </w:r>
-      </w:hyperlink>
+      <w:r>
+        <w:rPr>
+          <w:lang w:val="fr_FR" w:bidi="fr_FR"/>
+        </w:rPr>
+        <w:t xml:space="preserve">18.19 </w:t>
+      </w:r>
       <w:r>
         <w:rPr>
           <w:lang w:val="fr_FR" w:bidi="fr_FR"/>
         </w:rPr>
         <w:t xml:space="preserve">; </w:t>
       </w:r>
-      <w:hyperlink r:id="rId21">
-        <w:r>
-          <w:rPr>
-            <w:lang w:val="fr_FR" w:bidi="fr_FR"/>
-          </w:rPr>
-          <w:rPr>
-            <w:color w:val="0000EE"/>
-            <w:u w:val="single"/>
-          </w:rPr>
-          <w:t>26.5</w:t>
-        </w:r>
-      </w:hyperlink>
+      <w:r>
+        <w:rPr>
+          <w:lang w:val="fr_FR" w:bidi="fr_FR"/>
+        </w:rPr>
+        <w:t>26.5</w:t>
+      </w:r>
       <w:r>
         <w:rPr>
           <w:lang w:val="fr_FR" w:bidi="fr_FR"/>
@@ -446,18 +392,12 @@
           <w:lang w:val="fr_FR" w:bidi="fr_FR"/>
         </w:rPr>
       </w:r>
-      <w:hyperlink r:id="rId22">
-        <w:r>
-          <w:rPr>
-            <w:lang w:val="fr_FR" w:bidi="fr_FR"/>
-          </w:rPr>
-          <w:rPr>
-            <w:color w:val="0000EE"/>
-            <w:u w:val="single"/>
-          </w:rPr>
-          <w:t>Genèse 11.1–9</w:t>
-        </w:r>
-      </w:hyperlink>
+      <w:r>
+        <w:rPr>
+          <w:lang w:val="fr_FR" w:bidi="fr_FR"/>
+        </w:rPr>
+        <w:t>Genèse 11.1–9</w:t>
+      </w:r>
       <w:r>
         <w:rPr>
           <w:lang w:val="fr_FR" w:bidi="fr_FR"/>
@@ -506,36 +446,24 @@
         </w:rPr>
         <w:t>Le baptême est une pratique essentielle du christianisme depuis ses débuts (</w:t>
       </w:r>
-      <w:hyperlink r:id="rId23">
-        <w:r>
-          <w:rPr>
-            <w:lang w:val="fr_FR" w:bidi="fr_FR"/>
-          </w:rPr>
-          <w:rPr>
-            <w:color w:val="0000EE"/>
-            <w:u w:val="single"/>
-          </w:rPr>
-          <w:t>Ac 2.38</w:t>
-        </w:r>
-      </w:hyperlink>
+      <w:r>
+        <w:rPr>
+          <w:lang w:val="fr_FR" w:bidi="fr_FR"/>
+        </w:rPr>
+        <w:t>Ac 2.38</w:t>
+      </w:r>
       <w:r>
         <w:rPr>
           <w:lang w:val="fr_FR" w:bidi="fr_FR"/>
         </w:rPr>
         <w:t>). Auparavant, les Juifs considéraient le baptême comme une cérémonie de purification religieuse. Cette pratique, qui s'était développée entre l'Ancien et le Nouveau Testament, était basée sur la loi de Moïse, dans laquelle l'eau servait à purifier l'impureté des personnes et des objets (</w:t>
       </w:r>
-      <w:hyperlink r:id="rId24">
-        <w:r>
-          <w:rPr>
-            <w:lang w:val="fr_FR" w:bidi="fr_FR"/>
-          </w:rPr>
-          <w:rPr>
-            <w:color w:val="0000EE"/>
-            <w:u w:val="single"/>
-          </w:rPr>
-          <w:t>Nb 19.14–19</w:t>
-        </w:r>
-      </w:hyperlink>
+      <w:r>
+        <w:rPr>
+          <w:lang w:val="fr_FR" w:bidi="fr_FR"/>
+        </w:rPr>
+        <w:t>Nb 19.14–19</w:t>
+      </w:r>
       <w:r>
         <w:rPr>
           <w:lang w:val="fr_FR" w:bidi="fr_FR"/>
@@ -621,54 +549,36 @@
         </w:rPr>
         <w:t xml:space="preserve"> » (</w:t>
       </w:r>
-      <w:hyperlink r:id="rId25">
-        <w:r>
-          <w:rPr>
-            <w:lang w:val="fr_FR" w:bidi="fr_FR"/>
-          </w:rPr>
-          <w:rPr>
-            <w:color w:val="0000EE"/>
-            <w:u w:val="single"/>
-          </w:rPr>
-          <w:t>Lc 3.3</w:t>
-        </w:r>
-      </w:hyperlink>
+      <w:r>
+        <w:rPr>
+          <w:lang w:val="fr_FR" w:bidi="fr_FR"/>
+        </w:rPr>
+        <w:t>Lc 3.3</w:t>
+      </w:r>
       <w:r>
         <w:rPr>
           <w:lang w:val="fr_FR" w:bidi="fr_FR"/>
         </w:rPr>
         <w:t>). Le but du baptême de Jean était de préparer le peuple spirituellement pour la venue du Messie, l'élu de Dieu (</w:t>
       </w:r>
-      <w:hyperlink r:id="rId26">
-        <w:r>
-          <w:rPr>
-            <w:lang w:val="fr_FR" w:bidi="fr_FR"/>
-          </w:rPr>
-          <w:rPr>
-            <w:color w:val="0000EE"/>
-            <w:u w:val="single"/>
-          </w:rPr>
-          <w:t>Lc 3.4–6</w:t>
-        </w:r>
-      </w:hyperlink>
+      <w:r>
+        <w:rPr>
+          <w:lang w:val="fr_FR" w:bidi="fr_FR"/>
+        </w:rPr>
+        <w:t>Lc 3.4–6</w:t>
+      </w:r>
       <w:r>
         <w:rPr>
           <w:lang w:val="fr_FR" w:bidi="fr_FR"/>
         </w:rPr>
         <w:t>). Ceux qu'il baptisait devaient se repentir de leurs péchés et s'en détourner. Ce changement d'attitude et de comportement envers Dieu les préparaient à recevoir le message de Jésus (</w:t>
       </w:r>
-      <w:hyperlink r:id="rId27">
-        <w:r>
-          <w:rPr>
-            <w:lang w:val="fr_FR" w:bidi="fr_FR"/>
-          </w:rPr>
-          <w:rPr>
-            <w:color w:val="0000EE"/>
-            <w:u w:val="single"/>
-          </w:rPr>
-          <w:t>Lc 7.29–30</w:t>
-        </w:r>
-      </w:hyperlink>
+      <w:r>
+        <w:rPr>
+          <w:lang w:val="fr_FR" w:bidi="fr_FR"/>
+        </w:rPr>
+        <w:t>Lc 7.29–30</w:t>
+      </w:r>
       <w:r>
         <w:rPr>
           <w:lang w:val="fr_FR" w:bidi="fr_FR"/>
@@ -689,72 +599,48 @@
         </w:rPr>
         <w:t>Après sa résurrection, Jésus a commandé à ses disciples de faire des disciples et de les baptiser au nom du Père, du Fils et du Saint-Esprit (</w:t>
       </w:r>
-      <w:hyperlink r:id="rId28">
-        <w:r>
-          <w:rPr>
-            <w:lang w:val="fr_FR" w:bidi="fr_FR"/>
-          </w:rPr>
-          <w:rPr>
-            <w:color w:val="0000EE"/>
-            <w:u w:val="single"/>
-          </w:rPr>
-          <w:t>Mt 28.19</w:t>
-        </w:r>
-      </w:hyperlink>
+      <w:r>
+        <w:rPr>
+          <w:lang w:val="fr_FR" w:bidi="fr_FR"/>
+        </w:rPr>
+        <w:t>Mt 28.19</w:t>
+      </w:r>
       <w:r>
         <w:rPr>
           <w:lang w:val="fr_FR" w:bidi="fr_FR"/>
         </w:rPr>
         <w:t>). Le baptême chrétien symbolise que le chrétien meurt et revit avec Jésus, qui est mort sur la croix et ressuscité. Le baptême représente le fait de quitter l'ancienne vie et d'en commencer une nouvelle, consacrée à Dieu (</w:t>
       </w:r>
-      <w:hyperlink r:id="rId29">
-        <w:r>
-          <w:rPr>
-            <w:lang w:val="fr_FR" w:bidi="fr_FR"/>
-          </w:rPr>
-          <w:rPr>
-            <w:color w:val="0000EE"/>
-            <w:u w:val="single"/>
-          </w:rPr>
-          <w:t>Rm 6.1–4</w:t>
-        </w:r>
-      </w:hyperlink>
+      <w:r>
+        <w:rPr>
+          <w:lang w:val="fr_FR" w:bidi="fr_FR"/>
+        </w:rPr>
+        <w:t>Rm 6.1–4</w:t>
+      </w:r>
       <w:r>
         <w:rPr>
           <w:lang w:val="fr_FR" w:bidi="fr_FR"/>
         </w:rPr>
         <w:t xml:space="preserve"> ; </w:t>
       </w:r>
-      <w:hyperlink r:id="rId30">
-        <w:r>
-          <w:rPr>
-            <w:lang w:val="fr_FR" w:bidi="fr_FR"/>
-          </w:rPr>
-          <w:rPr>
-            <w:color w:val="0000EE"/>
-            <w:u w:val="single"/>
-          </w:rPr>
-          <w:t>Col 2.12</w:t>
-        </w:r>
-      </w:hyperlink>
+      <w:r>
+        <w:rPr>
+          <w:lang w:val="fr_FR" w:bidi="fr_FR"/>
+        </w:rPr>
+        <w:t>Col 2.12</w:t>
+      </w:r>
       <w:r>
         <w:rPr>
           <w:lang w:val="fr_FR" w:bidi="fr_FR"/>
         </w:rPr>
         <w:t>). Il exprime également le fait d'appartenir à Jésus et de faire partie de son Église (</w:t>
       </w:r>
-      <w:hyperlink r:id="rId31">
-        <w:r>
-          <w:rPr>
-            <w:lang w:val="fr_FR" w:bidi="fr_FR"/>
-          </w:rPr>
-          <w:rPr>
-            <w:color w:val="0000EE"/>
-            <w:u w:val="single"/>
-          </w:rPr>
-          <w:t>Ga 3.27</w:t>
-        </w:r>
-      </w:hyperlink>
+      <w:r>
+        <w:rPr>
+          <w:lang w:val="fr_FR" w:bidi="fr_FR"/>
+        </w:rPr>
+        <w:t>Ga 3.27</w:t>
+      </w:r>
       <w:r>
         <w:rPr>
           <w:lang w:val="fr_FR" w:bidi="fr_FR"/>
@@ -775,18 +661,12 @@
         </w:rPr>
         <w:t xml:space="preserve">Ainsi, le baptême indique l'entrée d'une personne dans l'Église de Dieu. Beaucoup considèrent que le baptême chrétien remplace la circoncision, qui était le signe de l'ancienne alliance (voir </w:t>
       </w:r>
-      <w:hyperlink r:id="rId32">
-        <w:r>
-          <w:rPr>
-            <w:lang w:val="fr_FR" w:bidi="fr_FR"/>
-          </w:rPr>
-          <w:rPr>
-            <w:color w:val="0000EE"/>
-            <w:u w:val="single"/>
-          </w:rPr>
-          <w:t>Col 2.11–12</w:t>
-        </w:r>
-      </w:hyperlink>
+      <w:r>
+        <w:rPr>
+          <w:lang w:val="fr_FR" w:bidi="fr_FR"/>
+        </w:rPr>
+        <w:t>Col 2.11–12</w:t>
+      </w:r>
       <w:r>
         <w:rPr>
           <w:lang w:val="fr_FR" w:bidi="fr_FR"/>
@@ -805,108 +685,72 @@
         </w:rPr>
         <w:t xml:space="preserve"> pour ceux qui ont reçu le pardon en Christ (</w:t>
       </w:r>
-      <w:hyperlink r:id="rId33">
-        <w:r>
-          <w:rPr>
-            <w:lang w:val="fr_FR" w:bidi="fr_FR"/>
-          </w:rPr>
-          <w:rPr>
-            <w:color w:val="0000EE"/>
-            <w:u w:val="single"/>
-          </w:rPr>
-          <w:t>1P 3.21</w:t>
-        </w:r>
-      </w:hyperlink>
+      <w:r>
+        <w:rPr>
+          <w:lang w:val="fr_FR" w:bidi="fr_FR"/>
+        </w:rPr>
+        <w:t>1P 3.21</w:t>
+      </w:r>
       <w:r>
         <w:rPr>
           <w:lang w:val="fr_FR" w:bidi="fr_FR"/>
         </w:rPr>
         <w:t xml:space="preserve"> ; voir aussi </w:t>
       </w:r>
-      <w:hyperlink r:id="rId34">
-        <w:r>
-          <w:rPr>
-            <w:lang w:val="fr_FR" w:bidi="fr_FR"/>
-          </w:rPr>
-          <w:rPr>
-            <w:color w:val="0000EE"/>
-            <w:u w:val="single"/>
-          </w:rPr>
-          <w:t>Dt 10.16</w:t>
-        </w:r>
-      </w:hyperlink>
+      <w:r>
+        <w:rPr>
+          <w:lang w:val="fr_FR" w:bidi="fr_FR"/>
+        </w:rPr>
+        <w:t>Dt 10.16</w:t>
+      </w:r>
       <w:r>
         <w:rPr>
           <w:lang w:val="fr_FR" w:bidi="fr_FR"/>
         </w:rPr>
         <w:t xml:space="preserve"> ; </w:t>
       </w:r>
-      <w:hyperlink r:id="rId35">
-        <w:r>
-          <w:rPr>
-            <w:lang w:val="fr_FR" w:bidi="fr_FR"/>
-          </w:rPr>
-          <w:rPr>
-            <w:color w:val="0000EE"/>
-            <w:u w:val="single"/>
-          </w:rPr>
-          <w:t>30.6</w:t>
-        </w:r>
-      </w:hyperlink>
+      <w:r>
+        <w:rPr>
+          <w:lang w:val="fr_FR" w:bidi="fr_FR"/>
+        </w:rPr>
+        <w:t>30.6</w:t>
+      </w:r>
       <w:r>
         <w:rPr>
           <w:lang w:val="fr_FR" w:bidi="fr_FR"/>
         </w:rPr>
         <w:t xml:space="preserve"> ; </w:t>
       </w:r>
-      <w:hyperlink r:id="rId36">
-        <w:r>
-          <w:rPr>
-            <w:lang w:val="fr_FR" w:bidi="fr_FR"/>
-          </w:rPr>
-          <w:rPr>
-            <w:color w:val="0000EE"/>
-            <w:u w:val="single"/>
-          </w:rPr>
-          <w:t>Jr 4.4</w:t>
-        </w:r>
-      </w:hyperlink>
+      <w:r>
+        <w:rPr>
+          <w:lang w:val="fr_FR" w:bidi="fr_FR"/>
+        </w:rPr>
+        <w:t>Jr 4.4</w:t>
+      </w:r>
       <w:r>
         <w:rPr>
           <w:lang w:val="fr_FR" w:bidi="fr_FR"/>
         </w:rPr>
         <w:t xml:space="preserve"> ; </w:t>
       </w:r>
-      <w:hyperlink r:id="rId37">
-        <w:r>
-          <w:rPr>
-            <w:lang w:val="fr_FR" w:bidi="fr_FR"/>
-          </w:rPr>
-          <w:rPr>
-            <w:color w:val="0000EE"/>
-            <w:u w:val="single"/>
-          </w:rPr>
-          <w:t>Rm 2.28–29</w:t>
-        </w:r>
-      </w:hyperlink>
+      <w:r>
+        <w:rPr>
+          <w:lang w:val="fr_FR" w:bidi="fr_FR"/>
+        </w:rPr>
+        <w:t>Rm 2.28–29</w:t>
+      </w:r>
       <w:r>
         <w:rPr>
           <w:lang w:val="fr_FR" w:bidi="fr_FR"/>
         </w:rPr>
         <w:t xml:space="preserve"> ; </w:t>
       </w:r>
-      <w:hyperlink r:id="rId38">
-        <w:r>
-          <w:rPr>
-            <w:lang w:val="fr_FR" w:bidi="fr_FR"/>
-          </w:rPr>
-          <w:rPr>
-            <w:color w:val="0000EE"/>
-            <w:u w:val="single"/>
-          </w:rPr>
-          <w:t>Ph 3.3</w:t>
-        </w:r>
-      </w:hyperlink>
+      <w:r>
+        <w:rPr>
+          <w:lang w:val="fr_FR" w:bidi="fr_FR"/>
+        </w:rPr>
+        <w:t>Ph 3.3</w:t>
+      </w:r>
       <w:r>
         <w:rPr>
           <w:lang w:val="fr_FR" w:bidi="fr_FR"/>
@@ -927,180 +771,120 @@
         </w:rPr>
         <w:t>L'eau du baptême ne purifie pas le corps qui a été souillé par le péché, mais celui qui se baptise est lavé de ses péchés et pardonné par le sang de Christ (</w:t>
       </w:r>
-      <w:hyperlink r:id="rId23">
-        <w:r>
-          <w:rPr>
-            <w:lang w:val="fr_FR" w:bidi="fr_FR"/>
-          </w:rPr>
-          <w:rPr>
-            <w:color w:val="0000EE"/>
-            <w:u w:val="single"/>
-          </w:rPr>
-          <w:t>Ac 2.38</w:t>
-        </w:r>
-      </w:hyperlink>
+      <w:r>
+        <w:rPr>
+          <w:lang w:val="fr_FR" w:bidi="fr_FR"/>
+        </w:rPr>
+        <w:t>Ac 2.38</w:t>
+      </w:r>
       <w:r>
         <w:rPr>
           <w:lang w:val="fr_FR" w:bidi="fr_FR"/>
         </w:rPr>
         <w:t xml:space="preserve"> ; </w:t>
       </w:r>
-      <w:hyperlink r:id="rId39">
-        <w:r>
-          <w:rPr>
-            <w:lang w:val="fr_FR" w:bidi="fr_FR"/>
-          </w:rPr>
-          <w:rPr>
-            <w:color w:val="0000EE"/>
-            <w:u w:val="single"/>
-          </w:rPr>
-          <w:t>10.43</w:t>
-        </w:r>
-      </w:hyperlink>
+      <w:r>
+        <w:rPr>
+          <w:lang w:val="fr_FR" w:bidi="fr_FR"/>
+        </w:rPr>
+        <w:t>10.43</w:t>
+      </w:r>
       <w:r>
         <w:rPr>
           <w:lang w:val="fr_FR" w:bidi="fr_FR"/>
         </w:rPr>
         <w:t xml:space="preserve"> ; </w:t>
       </w:r>
-      <w:hyperlink r:id="rId40">
-        <w:r>
-          <w:rPr>
-            <w:lang w:val="fr_FR" w:bidi="fr_FR"/>
-          </w:rPr>
-          <w:rPr>
-            <w:color w:val="0000EE"/>
-            <w:u w:val="single"/>
-          </w:rPr>
-          <w:t>13.38</w:t>
-        </w:r>
-      </w:hyperlink>
+      <w:r>
+        <w:rPr>
+          <w:lang w:val="fr_FR" w:bidi="fr_FR"/>
+        </w:rPr>
+        <w:t>13.38</w:t>
+      </w:r>
       <w:r>
         <w:rPr>
           <w:lang w:val="fr_FR" w:bidi="fr_FR"/>
         </w:rPr>
         <w:t xml:space="preserve"> ; </w:t>
       </w:r>
-      <w:hyperlink r:id="rId41">
-        <w:r>
-          <w:rPr>
-            <w:lang w:val="fr_FR" w:bidi="fr_FR"/>
-          </w:rPr>
-          <w:rPr>
-            <w:color w:val="0000EE"/>
-            <w:u w:val="single"/>
-          </w:rPr>
-          <w:t>26.17–18</w:t>
-        </w:r>
-      </w:hyperlink>
+      <w:r>
+        <w:rPr>
+          <w:lang w:val="fr_FR" w:bidi="fr_FR"/>
+        </w:rPr>
+        <w:t>26.17–18</w:t>
+      </w:r>
       <w:r>
         <w:rPr>
           <w:lang w:val="fr_FR" w:bidi="fr_FR"/>
         </w:rPr>
         <w:t>). Le baptême est également associé au don du Saint-Esprit (</w:t>
       </w:r>
-      <w:hyperlink r:id="rId23">
-        <w:r>
-          <w:rPr>
-            <w:lang w:val="fr_FR" w:bidi="fr_FR"/>
-          </w:rPr>
-          <w:rPr>
-            <w:color w:val="0000EE"/>
-            <w:u w:val="single"/>
-          </w:rPr>
-          <w:t>2.38</w:t>
-        </w:r>
-      </w:hyperlink>
+      <w:r>
+        <w:rPr>
+          <w:lang w:val="fr_FR" w:bidi="fr_FR"/>
+        </w:rPr>
+        <w:t>2.38</w:t>
+      </w:r>
       <w:r>
         <w:rPr>
           <w:lang w:val="fr_FR" w:bidi="fr_FR"/>
         </w:rPr>
         <w:t xml:space="preserve"> ; </w:t>
       </w:r>
-      <w:hyperlink r:id="rId42">
-        <w:r>
-          <w:rPr>
-            <w:lang w:val="fr_FR" w:bidi="fr_FR"/>
-          </w:rPr>
-          <w:rPr>
-            <w:color w:val="0000EE"/>
-            <w:u w:val="single"/>
-          </w:rPr>
-          <w:t>9.17–18</w:t>
-        </w:r>
-      </w:hyperlink>
+      <w:r>
+        <w:rPr>
+          <w:lang w:val="fr_FR" w:bidi="fr_FR"/>
+        </w:rPr>
+        <w:t>9.17–18</w:t>
+      </w:r>
       <w:r>
         <w:rPr>
           <w:lang w:val="fr_FR" w:bidi="fr_FR"/>
         </w:rPr>
         <w:t xml:space="preserve"> ; </w:t>
       </w:r>
-      <w:hyperlink r:id="rId43">
-        <w:r>
-          <w:rPr>
-            <w:lang w:val="fr_FR" w:bidi="fr_FR"/>
-          </w:rPr>
-          <w:rPr>
-            <w:color w:val="0000EE"/>
-            <w:u w:val="single"/>
-          </w:rPr>
-          <w:t>10.47–48</w:t>
-        </w:r>
-      </w:hyperlink>
+      <w:r>
+        <w:rPr>
+          <w:lang w:val="fr_FR" w:bidi="fr_FR"/>
+        </w:rPr>
+        <w:t>10.47–48</w:t>
+      </w:r>
       <w:r>
         <w:rPr>
           <w:lang w:val="fr_FR" w:bidi="fr_FR"/>
         </w:rPr>
         <w:t xml:space="preserve"> ; </w:t>
       </w:r>
-      <w:hyperlink r:id="rId44">
-        <w:r>
-          <w:rPr>
-            <w:lang w:val="fr_FR" w:bidi="fr_FR"/>
-          </w:rPr>
-          <w:rPr>
-            <w:color w:val="0000EE"/>
-            <w:u w:val="single"/>
-          </w:rPr>
-          <w:t>11.15–17</w:t>
-        </w:r>
-      </w:hyperlink>
+      <w:r>
+        <w:rPr>
+          <w:lang w:val="fr_FR" w:bidi="fr_FR"/>
+        </w:rPr>
+        <w:t>11.15–17</w:t>
+      </w:r>
       <w:r>
         <w:rPr>
           <w:lang w:val="fr_FR" w:bidi="fr_FR"/>
         </w:rPr>
         <w:t xml:space="preserve"> ; </w:t>
       </w:r>
-      <w:hyperlink r:id="rId45">
-        <w:r>
-          <w:rPr>
-            <w:lang w:val="fr_FR" w:bidi="fr_FR"/>
-          </w:rPr>
-          <w:rPr>
-            <w:color w:val="0000EE"/>
-            <w:u w:val="single"/>
-          </w:rPr>
-          <w:t>19.5–7</w:t>
-        </w:r>
-      </w:hyperlink>
+      <w:r>
+        <w:rPr>
+          <w:lang w:val="fr_FR" w:bidi="fr_FR"/>
+        </w:rPr>
+        <w:t>19.5–7</w:t>
+      </w:r>
       <w:r>
         <w:rPr>
           <w:lang w:val="fr_FR" w:bidi="fr_FR"/>
         </w:rPr>
         <w:t xml:space="preserve"> ; </w:t>
       </w:r>
-      <w:hyperlink r:id="rId46">
-        <w:r>
-          <w:rPr>
-            <w:lang w:val="fr_FR" w:bidi="fr_FR"/>
-          </w:rPr>
-          <w:rPr>
-            <w:color w:val="0000EE"/>
-            <w:u w:val="single"/>
-          </w:rPr>
-          <w:t>Lc 3.16</w:t>
-        </w:r>
-      </w:hyperlink>
+      <w:r>
+        <w:rPr>
+          <w:lang w:val="fr_FR" w:bidi="fr_FR"/>
+        </w:rPr>
+        <w:t>Lc 3.16</w:t>
+      </w:r>
       <w:r>
         <w:rPr>
           <w:lang w:val="fr_FR" w:bidi="fr_FR"/>
@@ -1121,72 +905,48 @@
         </w:rPr>
         <w:t>Certains croient que le baptême est un signe extérieur du « sceau » intérieur de l'Esprit, le gage de l'héritage éternel promis au peuple fidèle de Dieu (</w:t>
       </w:r>
-      <w:hyperlink r:id="rId47">
-        <w:r>
-          <w:rPr>
-            <w:lang w:val="fr_FR" w:bidi="fr_FR"/>
-          </w:rPr>
-          <w:rPr>
-            <w:color w:val="0000EE"/>
-            <w:u w:val="single"/>
-          </w:rPr>
-          <w:t>2Co 1.21–22</w:t>
-        </w:r>
-      </w:hyperlink>
+      <w:r>
+        <w:rPr>
+          <w:lang w:val="fr_FR" w:bidi="fr_FR"/>
+        </w:rPr>
+        <w:t>2Co 1.21–22</w:t>
+      </w:r>
       <w:r>
         <w:rPr>
           <w:lang w:val="fr_FR" w:bidi="fr_FR"/>
         </w:rPr>
         <w:t xml:space="preserve"> ; </w:t>
       </w:r>
-      <w:hyperlink r:id="rId48">
-        <w:r>
-          <w:rPr>
-            <w:lang w:val="fr_FR" w:bidi="fr_FR"/>
-          </w:rPr>
-          <w:rPr>
-            <w:color w:val="0000EE"/>
-            <w:u w:val="single"/>
-          </w:rPr>
-          <w:t>Ep 1.13–14</w:t>
-        </w:r>
-      </w:hyperlink>
+      <w:r>
+        <w:rPr>
+          <w:lang w:val="fr_FR" w:bidi="fr_FR"/>
+        </w:rPr>
+        <w:t>Ep 1.13–14</w:t>
+      </w:r>
       <w:r>
         <w:rPr>
           <w:lang w:val="fr_FR" w:bidi="fr_FR"/>
         </w:rPr>
         <w:t xml:space="preserve"> ; </w:t>
       </w:r>
-      <w:hyperlink r:id="rId49">
-        <w:r>
-          <w:rPr>
-            <w:lang w:val="fr_FR" w:bidi="fr_FR"/>
-          </w:rPr>
-          <w:rPr>
-            <w:color w:val="0000EE"/>
-            <w:u w:val="single"/>
-          </w:rPr>
-          <w:t>4.30</w:t>
-        </w:r>
-      </w:hyperlink>
+      <w:r>
+        <w:rPr>
+          <w:lang w:val="fr_FR" w:bidi="fr_FR"/>
+        </w:rPr>
+        <w:t>4.30</w:t>
+      </w:r>
       <w:r>
         <w:rPr>
           <w:lang w:val="fr_FR" w:bidi="fr_FR"/>
         </w:rPr>
         <w:t xml:space="preserve"> ; </w:t>
       </w:r>
-      <w:hyperlink r:id="rId50">
-        <w:r>
-          <w:rPr>
-            <w:lang w:val="fr_FR" w:bidi="fr_FR"/>
-          </w:rPr>
-          <w:rPr>
-            <w:color w:val="0000EE"/>
-            <w:u w:val="single"/>
-          </w:rPr>
-          <w:t>Tt 3.5</w:t>
-        </w:r>
-      </w:hyperlink>
+      <w:r>
+        <w:rPr>
+          <w:lang w:val="fr_FR" w:bidi="fr_FR"/>
+        </w:rPr>
+        <w:t>Tt 3.5</w:t>
+      </w:r>
       <w:r>
         <w:rPr>
           <w:lang w:val="fr_FR" w:bidi="fr_FR"/>
@@ -1216,810 +976,540 @@
           <w:lang w:val="fr_FR" w:bidi="fr_FR"/>
         </w:rPr>
       </w:r>
-      <w:hyperlink r:id="rId51">
-        <w:r>
-          <w:rPr>
-            <w:lang w:val="fr_FR" w:bidi="fr_FR"/>
-          </w:rPr>
-          <w:rPr>
-            <w:color w:val="0000EE"/>
-            <w:u w:val="single"/>
-          </w:rPr>
-          <w:t>Matthieu 3.6–16</w:t>
-        </w:r>
-      </w:hyperlink>
+      <w:r>
+        <w:rPr>
+          <w:lang w:val="fr_FR" w:bidi="fr_FR"/>
+        </w:rPr>
+        <w:t>Matthieu 3.6–16</w:t>
+      </w:r>
       <w:r>
         <w:rPr>
           <w:lang w:val="fr_FR" w:bidi="fr_FR"/>
         </w:rPr>
         <w:t xml:space="preserve"> ; </w:t>
       </w:r>
-      <w:hyperlink r:id="rId52">
-        <w:r>
-          <w:rPr>
-            <w:lang w:val="fr_FR" w:bidi="fr_FR"/>
-          </w:rPr>
-          <w:rPr>
-            <w:color w:val="0000EE"/>
-            <w:u w:val="single"/>
-          </w:rPr>
-          <w:t>21.25</w:t>
-        </w:r>
-      </w:hyperlink>
+      <w:r>
+        <w:rPr>
+          <w:lang w:val="fr_FR" w:bidi="fr_FR"/>
+        </w:rPr>
+        <w:t>21.25</w:t>
+      </w:r>
       <w:r>
         <w:rPr>
           <w:lang w:val="fr_FR" w:bidi="fr_FR"/>
         </w:rPr>
         <w:t xml:space="preserve"> ; </w:t>
       </w:r>
-      <w:hyperlink r:id="rId28">
-        <w:r>
-          <w:rPr>
-            <w:lang w:val="fr_FR" w:bidi="fr_FR"/>
-          </w:rPr>
-          <w:rPr>
-            <w:color w:val="0000EE"/>
-            <w:u w:val="single"/>
-          </w:rPr>
-          <w:t>28.19</w:t>
-        </w:r>
-      </w:hyperlink>
+      <w:r>
+        <w:rPr>
+          <w:lang w:val="fr_FR" w:bidi="fr_FR"/>
+        </w:rPr>
+        <w:t>28.19</w:t>
+      </w:r>
       <w:r>
         <w:rPr>
           <w:lang w:val="fr_FR" w:bidi="fr_FR"/>
         </w:rPr>
         <w:t xml:space="preserve"> ; </w:t>
       </w:r>
-      <w:hyperlink r:id="rId53">
-        <w:r>
-          <w:rPr>
-            <w:lang w:val="fr_FR" w:bidi="fr_FR"/>
-          </w:rPr>
-          <w:rPr>
-            <w:color w:val="0000EE"/>
-            <w:u w:val="single"/>
-          </w:rPr>
-          <w:t>Marc 1.4–9</w:t>
-        </w:r>
-      </w:hyperlink>
+      <w:r>
+        <w:rPr>
+          <w:lang w:val="fr_FR" w:bidi="fr_FR"/>
+        </w:rPr>
+        <w:t>Marc 1.4–9</w:t>
+      </w:r>
       <w:r>
         <w:rPr>
           <w:lang w:val="fr_FR" w:bidi="fr_FR"/>
         </w:rPr>
         <w:t xml:space="preserve"> ; </w:t>
       </w:r>
-      <w:hyperlink r:id="rId54">
-        <w:r>
-          <w:rPr>
-            <w:lang w:val="fr_FR" w:bidi="fr_FR"/>
-          </w:rPr>
-          <w:rPr>
-            <w:color w:val="0000EE"/>
-            <w:u w:val="single"/>
-          </w:rPr>
-          <w:t>10.38–39</w:t>
-        </w:r>
-      </w:hyperlink>
+      <w:r>
+        <w:rPr>
+          <w:lang w:val="fr_FR" w:bidi="fr_FR"/>
+        </w:rPr>
+        <w:t>10.38–39</w:t>
+      </w:r>
       <w:r>
         <w:rPr>
           <w:lang w:val="fr_FR" w:bidi="fr_FR"/>
         </w:rPr>
         <w:t xml:space="preserve"> ; </w:t>
       </w:r>
-      <w:hyperlink r:id="rId55">
-        <w:r>
-          <w:rPr>
-            <w:lang w:val="fr_FR" w:bidi="fr_FR"/>
-          </w:rPr>
-          <w:rPr>
-            <w:color w:val="0000EE"/>
-            <w:u w:val="single"/>
-          </w:rPr>
-          <w:t>11.30</w:t>
-        </w:r>
-      </w:hyperlink>
+      <w:r>
+        <w:rPr>
+          <w:lang w:val="fr_FR" w:bidi="fr_FR"/>
+        </w:rPr>
+        <w:t>11.30</w:t>
+      </w:r>
       <w:r>
         <w:rPr>
           <w:lang w:val="fr_FR" w:bidi="fr_FR"/>
         </w:rPr>
         <w:t xml:space="preserve"> ; </w:t>
       </w:r>
-      <w:hyperlink r:id="rId56">
-        <w:r>
-          <w:rPr>
-            <w:lang w:val="fr_FR" w:bidi="fr_FR"/>
-          </w:rPr>
-          <w:rPr>
-            <w:color w:val="0000EE"/>
-            <w:u w:val="single"/>
-          </w:rPr>
-          <w:t>16.16</w:t>
-        </w:r>
-      </w:hyperlink>
+      <w:r>
+        <w:rPr>
+          <w:lang w:val="fr_FR" w:bidi="fr_FR"/>
+        </w:rPr>
+        <w:t>16.16</w:t>
+      </w:r>
       <w:r>
         <w:rPr>
           <w:lang w:val="fr_FR" w:bidi="fr_FR"/>
         </w:rPr>
         <w:t xml:space="preserve"> ; </w:t>
       </w:r>
-      <w:hyperlink r:id="rId57">
-        <w:r>
-          <w:rPr>
-            <w:lang w:val="fr_FR" w:bidi="fr_FR"/>
-          </w:rPr>
-          <w:rPr>
-            <w:color w:val="0000EE"/>
-            <w:u w:val="single"/>
-          </w:rPr>
-          <w:t>Luc 3.3–22</w:t>
-        </w:r>
-      </w:hyperlink>
+      <w:r>
+        <w:rPr>
+          <w:lang w:val="fr_FR" w:bidi="fr_FR"/>
+        </w:rPr>
+        <w:t>Luc 3.3–22</w:t>
+      </w:r>
       <w:r>
         <w:rPr>
           <w:lang w:val="fr_FR" w:bidi="fr_FR"/>
         </w:rPr>
         <w:t xml:space="preserve"> ; </w:t>
       </w:r>
-      <w:hyperlink r:id="rId27">
-        <w:r>
-          <w:rPr>
-            <w:lang w:val="fr_FR" w:bidi="fr_FR"/>
-          </w:rPr>
-          <w:rPr>
-            <w:color w:val="0000EE"/>
-            <w:u w:val="single"/>
-          </w:rPr>
-          <w:t>7.29–30</w:t>
-        </w:r>
-      </w:hyperlink>
+      <w:r>
+        <w:rPr>
+          <w:lang w:val="fr_FR" w:bidi="fr_FR"/>
+        </w:rPr>
+        <w:t>7.29–30</w:t>
+      </w:r>
       <w:r>
         <w:rPr>
           <w:lang w:val="fr_FR" w:bidi="fr_FR"/>
         </w:rPr>
         <w:t xml:space="preserve"> ; </w:t>
       </w:r>
-      <w:hyperlink r:id="rId58">
-        <w:r>
-          <w:rPr>
-            <w:lang w:val="fr_FR" w:bidi="fr_FR"/>
-          </w:rPr>
-          <w:rPr>
-            <w:color w:val="0000EE"/>
-            <w:u w:val="single"/>
-          </w:rPr>
-          <w:t>12.50</w:t>
-        </w:r>
-      </w:hyperlink>
+      <w:r>
+        <w:rPr>
+          <w:lang w:val="fr_FR" w:bidi="fr_FR"/>
+        </w:rPr>
+        <w:t>12.50</w:t>
+      </w:r>
       <w:r>
         <w:rPr>
           <w:lang w:val="fr_FR" w:bidi="fr_FR"/>
         </w:rPr>
         <w:t xml:space="preserve"> ; </w:t>
       </w:r>
-      <w:hyperlink r:id="rId59">
-        <w:r>
-          <w:rPr>
-            <w:lang w:val="fr_FR" w:bidi="fr_FR"/>
-          </w:rPr>
-          <w:rPr>
-            <w:color w:val="0000EE"/>
-            <w:u w:val="single"/>
-          </w:rPr>
-          <w:t>20.4</w:t>
-        </w:r>
-      </w:hyperlink>
+      <w:r>
+        <w:rPr>
+          <w:lang w:val="fr_FR" w:bidi="fr_FR"/>
+        </w:rPr>
+        <w:t>20.4</w:t>
+      </w:r>
       <w:r>
         <w:rPr>
           <w:lang w:val="fr_FR" w:bidi="fr_FR"/>
         </w:rPr>
         <w:t xml:space="preserve"> ; </w:t>
       </w:r>
-      <w:hyperlink r:id="rId60">
-        <w:r>
-          <w:rPr>
-            <w:lang w:val="fr_FR" w:bidi="fr_FR"/>
-          </w:rPr>
-          <w:rPr>
-            <w:color w:val="0000EE"/>
-            <w:u w:val="single"/>
-          </w:rPr>
-          <w:t>Jean 1.25–36</w:t>
-        </w:r>
-      </w:hyperlink>
+      <w:r>
+        <w:rPr>
+          <w:lang w:val="fr_FR" w:bidi="fr_FR"/>
+        </w:rPr>
+        <w:t>Jean 1.25–36</w:t>
+      </w:r>
       <w:r>
         <w:rPr>
           <w:lang w:val="fr_FR" w:bidi="fr_FR"/>
         </w:rPr>
         <w:t xml:space="preserve"> ; </w:t>
       </w:r>
-      <w:hyperlink r:id="rId61">
-        <w:r>
-          <w:rPr>
-            <w:lang w:val="fr_FR" w:bidi="fr_FR"/>
-          </w:rPr>
-          <w:rPr>
-            <w:color w:val="0000EE"/>
-            <w:u w:val="single"/>
-          </w:rPr>
-          <w:t>3.22–23</w:t>
-        </w:r>
-      </w:hyperlink>
+      <w:r>
+        <w:rPr>
+          <w:lang w:val="fr_FR" w:bidi="fr_FR"/>
+        </w:rPr>
+        <w:t>3.22–23</w:t>
+      </w:r>
       <w:r>
         <w:rPr>
           <w:lang w:val="fr_FR" w:bidi="fr_FR"/>
         </w:rPr>
         <w:t xml:space="preserve">, </w:t>
       </w:r>
-      <w:hyperlink r:id="rId62">
-        <w:r>
-          <w:rPr>
-            <w:lang w:val="fr_FR" w:bidi="fr_FR"/>
-          </w:rPr>
-          <w:rPr>
-            <w:color w:val="0000EE"/>
-            <w:u w:val="single"/>
-          </w:rPr>
-          <w:t>26</w:t>
-        </w:r>
-      </w:hyperlink>
+      <w:r>
+        <w:rPr>
+          <w:lang w:val="fr_FR" w:bidi="fr_FR"/>
+        </w:rPr>
+        <w:t>26</w:t>
+      </w:r>
       <w:r>
         <w:rPr>
           <w:lang w:val="fr_FR" w:bidi="fr_FR"/>
         </w:rPr>
         <w:t xml:space="preserve"> ; </w:t>
       </w:r>
-      <w:hyperlink r:id="rId63">
-        <w:r>
-          <w:rPr>
-            <w:lang w:val="fr_FR" w:bidi="fr_FR"/>
-          </w:rPr>
-          <w:rPr>
-            <w:color w:val="0000EE"/>
-            <w:u w:val="single"/>
-          </w:rPr>
-          <w:t>4.1–2</w:t>
-        </w:r>
-      </w:hyperlink>
+      <w:r>
+        <w:rPr>
+          <w:lang w:val="fr_FR" w:bidi="fr_FR"/>
+        </w:rPr>
+        <w:t>4.1–2</w:t>
+      </w:r>
       <w:r>
         <w:rPr>
           <w:lang w:val="fr_FR" w:bidi="fr_FR"/>
         </w:rPr>
         <w:t xml:space="preserve"> ; </w:t>
       </w:r>
-      <w:hyperlink r:id="rId64">
-        <w:r>
-          <w:rPr>
-            <w:lang w:val="fr_FR" w:bidi="fr_FR"/>
-          </w:rPr>
-          <w:rPr>
-            <w:color w:val="0000EE"/>
-            <w:u w:val="single"/>
-          </w:rPr>
-          <w:t>10.40</w:t>
-        </w:r>
-      </w:hyperlink>
+      <w:r>
+        <w:rPr>
+          <w:lang w:val="fr_FR" w:bidi="fr_FR"/>
+        </w:rPr>
+        <w:t>10.40</w:t>
+      </w:r>
       <w:r>
         <w:rPr>
           <w:lang w:val="fr_FR" w:bidi="fr_FR"/>
         </w:rPr>
         <w:t xml:space="preserve"> ; </w:t>
       </w:r>
-      <w:hyperlink r:id="rId65">
-        <w:r>
-          <w:rPr>
-            <w:lang w:val="fr_FR" w:bidi="fr_FR"/>
-          </w:rPr>
-          <w:rPr>
-            <w:color w:val="0000EE"/>
-            <w:u w:val="single"/>
-          </w:rPr>
-          <w:t>Actes 1.5</w:t>
-        </w:r>
-      </w:hyperlink>
+      <w:r>
+        <w:rPr>
+          <w:lang w:val="fr_FR" w:bidi="fr_FR"/>
+        </w:rPr>
+        <w:t>Actes 1.5</w:t>
+      </w:r>
       <w:r>
         <w:rPr>
           <w:lang w:val="fr_FR" w:bidi="fr_FR"/>
         </w:rPr>
         <w:t xml:space="preserve">, </w:t>
       </w:r>
-      <w:hyperlink r:id="rId66">
-        <w:r>
-          <w:rPr>
-            <w:lang w:val="fr_FR" w:bidi="fr_FR"/>
-          </w:rPr>
-          <w:rPr>
-            <w:color w:val="0000EE"/>
-            <w:u w:val="single"/>
-          </w:rPr>
-          <w:t>22</w:t>
-        </w:r>
-      </w:hyperlink>
+      <w:r>
+        <w:rPr>
+          <w:lang w:val="fr_FR" w:bidi="fr_FR"/>
+        </w:rPr>
+        <w:t>22</w:t>
+      </w:r>
       <w:r>
         <w:rPr>
           <w:lang w:val="fr_FR" w:bidi="fr_FR"/>
         </w:rPr>
         <w:t xml:space="preserve"> ; </w:t>
       </w:r>
-      <w:hyperlink r:id="rId23">
-        <w:r>
-          <w:rPr>
-            <w:lang w:val="fr_FR" w:bidi="fr_FR"/>
-          </w:rPr>
-          <w:rPr>
-            <w:color w:val="0000EE"/>
-            <w:u w:val="single"/>
-          </w:rPr>
-          <w:t>2.38</w:t>
-        </w:r>
-      </w:hyperlink>
+      <w:r>
+        <w:rPr>
+          <w:lang w:val="fr_FR" w:bidi="fr_FR"/>
+        </w:rPr>
+        <w:t>2.38</w:t>
+      </w:r>
       <w:r>
         <w:rPr>
           <w:lang w:val="fr_FR" w:bidi="fr_FR"/>
         </w:rPr>
         <w:t xml:space="preserve">, </w:t>
       </w:r>
-      <w:hyperlink r:id="rId67">
-        <w:r>
-          <w:rPr>
-            <w:lang w:val="fr_FR" w:bidi="fr_FR"/>
-          </w:rPr>
-          <w:rPr>
-            <w:color w:val="0000EE"/>
-            <w:u w:val="single"/>
-          </w:rPr>
-          <w:t>41</w:t>
-        </w:r>
-      </w:hyperlink>
+      <w:r>
+        <w:rPr>
+          <w:lang w:val="fr_FR" w:bidi="fr_FR"/>
+        </w:rPr>
+        <w:t>41</w:t>
+      </w:r>
       <w:r>
         <w:rPr>
           <w:lang w:val="fr_FR" w:bidi="fr_FR"/>
         </w:rPr>
         <w:t xml:space="preserve"> ; </w:t>
       </w:r>
-      <w:hyperlink r:id="rId68">
-        <w:r>
-          <w:rPr>
-            <w:lang w:val="fr_FR" w:bidi="fr_FR"/>
-          </w:rPr>
-          <w:rPr>
-            <w:color w:val="0000EE"/>
-            <w:u w:val="single"/>
-          </w:rPr>
-          <w:t>8.12–13</w:t>
-        </w:r>
-      </w:hyperlink>
+      <w:r>
+        <w:rPr>
+          <w:lang w:val="fr_FR" w:bidi="fr_FR"/>
+        </w:rPr>
+        <w:t>8.12–13</w:t>
+      </w:r>
       <w:r>
         <w:rPr>
           <w:lang w:val="fr_FR" w:bidi="fr_FR"/>
         </w:rPr>
         <w:t xml:space="preserve">, </w:t>
       </w:r>
-      <w:hyperlink r:id="rId69">
-        <w:r>
-          <w:rPr>
-            <w:lang w:val="fr_FR" w:bidi="fr_FR"/>
-          </w:rPr>
-          <w:rPr>
-            <w:color w:val="0000EE"/>
-            <w:u w:val="single"/>
-          </w:rPr>
-          <w:t>16–17</w:t>
-        </w:r>
-      </w:hyperlink>
+      <w:r>
+        <w:rPr>
+          <w:lang w:val="fr_FR" w:bidi="fr_FR"/>
+        </w:rPr>
+        <w:t>16–17</w:t>
+      </w:r>
       <w:r>
         <w:rPr>
           <w:lang w:val="fr_FR" w:bidi="fr_FR"/>
         </w:rPr>
         <w:t xml:space="preserve">, </w:t>
       </w:r>
-      <w:hyperlink r:id="rId70">
-        <w:r>
-          <w:rPr>
-            <w:lang w:val="fr_FR" w:bidi="fr_FR"/>
-          </w:rPr>
-          <w:rPr>
-            <w:color w:val="0000EE"/>
-            <w:u w:val="single"/>
-          </w:rPr>
-          <w:t>36–38</w:t>
-        </w:r>
-      </w:hyperlink>
+      <w:r>
+        <w:rPr>
+          <w:lang w:val="fr_FR" w:bidi="fr_FR"/>
+        </w:rPr>
+        <w:t>36–38</w:t>
+      </w:r>
       <w:r>
         <w:rPr>
           <w:lang w:val="fr_FR" w:bidi="fr_FR"/>
         </w:rPr>
         <w:t xml:space="preserve"> ; </w:t>
       </w:r>
-      <w:hyperlink r:id="rId71">
-        <w:r>
-          <w:rPr>
-            <w:lang w:val="fr_FR" w:bidi="fr_FR"/>
-          </w:rPr>
-          <w:rPr>
-            <w:color w:val="0000EE"/>
-            <w:u w:val="single"/>
-          </w:rPr>
-          <w:t>9.18</w:t>
-        </w:r>
-      </w:hyperlink>
+      <w:r>
+        <w:rPr>
+          <w:lang w:val="fr_FR" w:bidi="fr_FR"/>
+        </w:rPr>
+        <w:t>9.18</w:t>
+      </w:r>
       <w:r>
         <w:rPr>
           <w:lang w:val="fr_FR" w:bidi="fr_FR"/>
         </w:rPr>
         <w:t xml:space="preserve"> ; </w:t>
       </w:r>
-      <w:hyperlink r:id="rId72">
-        <w:r>
-          <w:rPr>
-            <w:lang w:val="fr_FR" w:bidi="fr_FR"/>
-          </w:rPr>
-          <w:rPr>
-            <w:color w:val="0000EE"/>
-            <w:u w:val="single"/>
-          </w:rPr>
-          <w:t>10.37</w:t>
-        </w:r>
-      </w:hyperlink>
+      <w:r>
+        <w:rPr>
+          <w:lang w:val="fr_FR" w:bidi="fr_FR"/>
+        </w:rPr>
+        <w:t>10.37</w:t>
+      </w:r>
       <w:r>
         <w:rPr>
           <w:lang w:val="fr_FR" w:bidi="fr_FR"/>
         </w:rPr>
         <w:t xml:space="preserve">, </w:t>
       </w:r>
-      <w:hyperlink r:id="rId43">
-        <w:r>
-          <w:rPr>
-            <w:lang w:val="fr_FR" w:bidi="fr_FR"/>
-          </w:rPr>
-          <w:rPr>
-            <w:color w:val="0000EE"/>
-            <w:u w:val="single"/>
-          </w:rPr>
-          <w:t>47–48</w:t>
-        </w:r>
-      </w:hyperlink>
+      <w:r>
+        <w:rPr>
+          <w:lang w:val="fr_FR" w:bidi="fr_FR"/>
+        </w:rPr>
+        <w:t>47–48</w:t>
+      </w:r>
       <w:r>
         <w:rPr>
           <w:lang w:val="fr_FR" w:bidi="fr_FR"/>
         </w:rPr>
         <w:t xml:space="preserve"> ; </w:t>
       </w:r>
-      <w:hyperlink r:id="rId73">
-        <w:r>
-          <w:rPr>
-            <w:lang w:val="fr_FR" w:bidi="fr_FR"/>
-          </w:rPr>
-          <w:rPr>
-            <w:color w:val="0000EE"/>
-            <w:u w:val="single"/>
-          </w:rPr>
-          <w:t>11.16</w:t>
-        </w:r>
-      </w:hyperlink>
+      <w:r>
+        <w:rPr>
+          <w:lang w:val="fr_FR" w:bidi="fr_FR"/>
+        </w:rPr>
+        <w:t>11.16</w:t>
+      </w:r>
       <w:r>
         <w:rPr>
           <w:lang w:val="fr_FR" w:bidi="fr_FR"/>
         </w:rPr>
         <w:t xml:space="preserve"> ; </w:t>
       </w:r>
-      <w:hyperlink r:id="rId74">
-        <w:r>
-          <w:rPr>
-            <w:lang w:val="fr_FR" w:bidi="fr_FR"/>
-          </w:rPr>
-          <w:rPr>
-            <w:color w:val="0000EE"/>
-            <w:u w:val="single"/>
-          </w:rPr>
-          <w:t>13.24</w:t>
-        </w:r>
-      </w:hyperlink>
+      <w:r>
+        <w:rPr>
+          <w:lang w:val="fr_FR" w:bidi="fr_FR"/>
+        </w:rPr>
+        <w:t>13.24</w:t>
+      </w:r>
       <w:r>
         <w:rPr>
           <w:lang w:val="fr_FR" w:bidi="fr_FR"/>
         </w:rPr>
         <w:t xml:space="preserve"> ; </w:t>
       </w:r>
-      <w:hyperlink r:id="rId75">
-        <w:r>
-          <w:rPr>
-            <w:lang w:val="fr_FR" w:bidi="fr_FR"/>
-          </w:rPr>
-          <w:rPr>
-            <w:color w:val="0000EE"/>
-            <w:u w:val="single"/>
-          </w:rPr>
-          <w:t>16.15</w:t>
-        </w:r>
-      </w:hyperlink>
+      <w:r>
+        <w:rPr>
+          <w:lang w:val="fr_FR" w:bidi="fr_FR"/>
+        </w:rPr>
+        <w:t>16.15</w:t>
+      </w:r>
       <w:r>
         <w:rPr>
           <w:lang w:val="fr_FR" w:bidi="fr_FR"/>
         </w:rPr>
         <w:t xml:space="preserve">, </w:t>
       </w:r>
-      <w:hyperlink r:id="rId76">
-        <w:r>
-          <w:rPr>
-            <w:lang w:val="fr_FR" w:bidi="fr_FR"/>
-          </w:rPr>
-          <w:rPr>
-            <w:color w:val="0000EE"/>
-            <w:u w:val="single"/>
-          </w:rPr>
-          <w:t>33</w:t>
-        </w:r>
-      </w:hyperlink>
+      <w:r>
+        <w:rPr>
+          <w:lang w:val="fr_FR" w:bidi="fr_FR"/>
+        </w:rPr>
+        <w:t>33</w:t>
+      </w:r>
       <w:r>
         <w:rPr>
           <w:lang w:val="fr_FR" w:bidi="fr_FR"/>
         </w:rPr>
         <w:t xml:space="preserve"> ; </w:t>
       </w:r>
-      <w:hyperlink r:id="rId77">
-        <w:r>
-          <w:rPr>
-            <w:lang w:val="fr_FR" w:bidi="fr_FR"/>
-          </w:rPr>
-          <w:rPr>
-            <w:color w:val="0000EE"/>
-            <w:u w:val="single"/>
-          </w:rPr>
-          <w:t>18.8</w:t>
-        </w:r>
-      </w:hyperlink>
+      <w:r>
+        <w:rPr>
+          <w:lang w:val="fr_FR" w:bidi="fr_FR"/>
+        </w:rPr>
+        <w:t>18.8</w:t>
+      </w:r>
       <w:r>
         <w:rPr>
           <w:lang w:val="fr_FR" w:bidi="fr_FR"/>
         </w:rPr>
         <w:t xml:space="preserve">, </w:t>
       </w:r>
-      <w:hyperlink r:id="rId78">
-        <w:r>
-          <w:rPr>
-            <w:lang w:val="fr_FR" w:bidi="fr_FR"/>
-          </w:rPr>
-          <w:rPr>
-            <w:color w:val="0000EE"/>
-            <w:u w:val="single"/>
-          </w:rPr>
-          <w:t>25</w:t>
-        </w:r>
-      </w:hyperlink>
+      <w:r>
+        <w:rPr>
+          <w:lang w:val="fr_FR" w:bidi="fr_FR"/>
+        </w:rPr>
+        <w:t>25</w:t>
+      </w:r>
       <w:r>
         <w:rPr>
           <w:lang w:val="fr_FR" w:bidi="fr_FR"/>
         </w:rPr>
         <w:t xml:space="preserve"> ; </w:t>
       </w:r>
-      <w:hyperlink r:id="rId79">
-        <w:r>
-          <w:rPr>
-            <w:lang w:val="fr_FR" w:bidi="fr_FR"/>
-          </w:rPr>
-          <w:rPr>
-            <w:color w:val="0000EE"/>
-            <w:u w:val="single"/>
-          </w:rPr>
-          <w:t>19.1–7</w:t>
-        </w:r>
-      </w:hyperlink>
+      <w:r>
+        <w:rPr>
+          <w:lang w:val="fr_FR" w:bidi="fr_FR"/>
+        </w:rPr>
+        <w:t>19.1–7</w:t>
+      </w:r>
       <w:r>
         <w:rPr>
           <w:lang w:val="fr_FR" w:bidi="fr_FR"/>
         </w:rPr>
         <w:t xml:space="preserve"> ; </w:t>
       </w:r>
-      <w:hyperlink r:id="rId80">
-        <w:r>
-          <w:rPr>
-            <w:lang w:val="fr_FR" w:bidi="fr_FR"/>
-          </w:rPr>
-          <w:rPr>
-            <w:color w:val="0000EE"/>
-            <w:u w:val="single"/>
-          </w:rPr>
-          <w:t>22.16</w:t>
-        </w:r>
-      </w:hyperlink>
+      <w:r>
+        <w:rPr>
+          <w:lang w:val="fr_FR" w:bidi="fr_FR"/>
+        </w:rPr>
+        <w:t>22.16</w:t>
+      </w:r>
       <w:r>
         <w:rPr>
           <w:lang w:val="fr_FR" w:bidi="fr_FR"/>
         </w:rPr>
         <w:t xml:space="preserve"> ; </w:t>
       </w:r>
-      <w:hyperlink r:id="rId81">
-        <w:r>
-          <w:rPr>
-            <w:lang w:val="fr_FR" w:bidi="fr_FR"/>
-          </w:rPr>
-          <w:rPr>
-            <w:color w:val="0000EE"/>
-            <w:u w:val="single"/>
-          </w:rPr>
-          <w:t>Romains 6.3–4</w:t>
-        </w:r>
-      </w:hyperlink>
+      <w:r>
+        <w:rPr>
+          <w:lang w:val="fr_FR" w:bidi="fr_FR"/>
+        </w:rPr>
+        <w:t>Romains 6.3–4</w:t>
+      </w:r>
       <w:r>
         <w:rPr>
           <w:lang w:val="fr_FR" w:bidi="fr_FR"/>
         </w:rPr>
         <w:t xml:space="preserve"> ; </w:t>
       </w:r>
-      <w:hyperlink r:id="rId82">
-        <w:r>
-          <w:rPr>
-            <w:lang w:val="fr_FR" w:bidi="fr_FR"/>
-          </w:rPr>
-          <w:rPr>
-            <w:color w:val="0000EE"/>
-            <w:u w:val="single"/>
-          </w:rPr>
-          <w:t>1 Corinthiens 1.13–17</w:t>
-        </w:r>
-      </w:hyperlink>
+      <w:r>
+        <w:rPr>
+          <w:lang w:val="fr_FR" w:bidi="fr_FR"/>
+        </w:rPr>
+        <w:t>1 Corinthiens 1.13–17</w:t>
+      </w:r>
       <w:r>
         <w:rPr>
           <w:lang w:val="fr_FR" w:bidi="fr_FR"/>
         </w:rPr>
         <w:t xml:space="preserve"> ; </w:t>
       </w:r>
-      <w:hyperlink r:id="rId83">
-        <w:r>
-          <w:rPr>
-            <w:lang w:val="fr_FR" w:bidi="fr_FR"/>
-          </w:rPr>
-          <w:rPr>
-            <w:color w:val="0000EE"/>
-            <w:u w:val="single"/>
-          </w:rPr>
-          <w:t>10.2</w:t>
-        </w:r>
-      </w:hyperlink>
+      <w:r>
+        <w:rPr>
+          <w:lang w:val="fr_FR" w:bidi="fr_FR"/>
+        </w:rPr>
+        <w:t>10.2</w:t>
+      </w:r>
       <w:r>
         <w:rPr>
           <w:lang w:val="fr_FR" w:bidi="fr_FR"/>
         </w:rPr>
         <w:t xml:space="preserve"> ; </w:t>
       </w:r>
-      <w:hyperlink r:id="rId84">
-        <w:r>
-          <w:rPr>
-            <w:lang w:val="fr_FR" w:bidi="fr_FR"/>
-          </w:rPr>
-          <w:rPr>
-            <w:color w:val="0000EE"/>
-            <w:u w:val="single"/>
-          </w:rPr>
-          <w:t>12.13</w:t>
-        </w:r>
-      </w:hyperlink>
+      <w:r>
+        <w:rPr>
+          <w:lang w:val="fr_FR" w:bidi="fr_FR"/>
+        </w:rPr>
+        <w:t>12.13</w:t>
+      </w:r>
       <w:r>
         <w:rPr>
           <w:lang w:val="fr_FR" w:bidi="fr_FR"/>
         </w:rPr>
         <w:t xml:space="preserve"> ; </w:t>
       </w:r>
-      <w:hyperlink r:id="rId85">
-        <w:r>
-          <w:rPr>
-            <w:lang w:val="fr_FR" w:bidi="fr_FR"/>
-          </w:rPr>
-          <w:rPr>
-            <w:color w:val="0000EE"/>
-            <w:u w:val="single"/>
-          </w:rPr>
-          <w:t>15.29</w:t>
-        </w:r>
-      </w:hyperlink>
+      <w:r>
+        <w:rPr>
+          <w:lang w:val="fr_FR" w:bidi="fr_FR"/>
+        </w:rPr>
+        <w:t>15.29</w:t>
+      </w:r>
       <w:r>
         <w:rPr>
           <w:lang w:val="fr_FR" w:bidi="fr_FR"/>
         </w:rPr>
         <w:t xml:space="preserve"> ; </w:t>
       </w:r>
-      <w:hyperlink r:id="rId31">
-        <w:r>
-          <w:rPr>
-            <w:lang w:val="fr_FR" w:bidi="fr_FR"/>
-          </w:rPr>
-          <w:rPr>
-            <w:color w:val="0000EE"/>
-            <w:u w:val="single"/>
-          </w:rPr>
-          <w:t>Galates 3.27</w:t>
-        </w:r>
-      </w:hyperlink>
+      <w:r>
+        <w:rPr>
+          <w:lang w:val="fr_FR" w:bidi="fr_FR"/>
+        </w:rPr>
+        <w:t>Galates 3.27</w:t>
+      </w:r>
       <w:r>
         <w:rPr>
           <w:lang w:val="fr_FR" w:bidi="fr_FR"/>
         </w:rPr>
         <w:t xml:space="preserve"> ; </w:t>
       </w:r>
-      <w:hyperlink r:id="rId86">
-        <w:r>
-          <w:rPr>
-            <w:lang w:val="fr_FR" w:bidi="fr_FR"/>
-          </w:rPr>
-          <w:rPr>
-            <w:color w:val="0000EE"/>
-            <w:u w:val="single"/>
-          </w:rPr>
-          <w:t>Éphésiens 4.5</w:t>
-        </w:r>
-      </w:hyperlink>
+      <w:r>
+        <w:rPr>
+          <w:lang w:val="fr_FR" w:bidi="fr_FR"/>
+        </w:rPr>
+        <w:t>Éphésiens 4.5</w:t>
+      </w:r>
       <w:r>
         <w:rPr>
           <w:lang w:val="fr_FR" w:bidi="fr_FR"/>
         </w:rPr>
         <w:t xml:space="preserve"> ; </w:t>
       </w:r>
-      <w:hyperlink r:id="rId30">
-        <w:r>
-          <w:rPr>
-            <w:lang w:val="fr_FR" w:bidi="fr_FR"/>
-          </w:rPr>
-          <w:rPr>
-            <w:color w:val="0000EE"/>
-            <w:u w:val="single"/>
-          </w:rPr>
-          <w:t>Colossiens 2.12</w:t>
-        </w:r>
-      </w:hyperlink>
+      <w:r>
+        <w:rPr>
+          <w:lang w:val="fr_FR" w:bidi="fr_FR"/>
+        </w:rPr>
+        <w:t>Colossiens 2.12</w:t>
+      </w:r>
       <w:r>
         <w:rPr>
           <w:lang w:val="fr_FR" w:bidi="fr_FR"/>
         </w:rPr>
         <w:t xml:space="preserve"> ; </w:t>
       </w:r>
-      <w:hyperlink r:id="rId87">
-        <w:r>
-          <w:rPr>
-            <w:lang w:val="fr_FR" w:bidi="fr_FR"/>
-          </w:rPr>
-          <w:rPr>
-            <w:color w:val="0000EE"/>
-            <w:u w:val="single"/>
-          </w:rPr>
-          <w:t>Hébreux 6.2</w:t>
-        </w:r>
-      </w:hyperlink>
+      <w:r>
+        <w:rPr>
+          <w:lang w:val="fr_FR" w:bidi="fr_FR"/>
+        </w:rPr>
+        <w:t>Hébreux 6.2</w:t>
+      </w:r>
       <w:r>
         <w:rPr>
           <w:lang w:val="fr_FR" w:bidi="fr_FR"/>
         </w:rPr>
         <w:t xml:space="preserve"> ; </w:t>
       </w:r>
-      <w:hyperlink r:id="rId33">
-        <w:r>
-          <w:rPr>
-            <w:lang w:val="fr_FR" w:bidi="fr_FR"/>
-          </w:rPr>
-          <w:rPr>
-            <w:color w:val="0000EE"/>
-            <w:u w:val="single"/>
-          </w:rPr>
-          <w:t>1 Pierre 3.21</w:t>
-        </w:r>
-      </w:hyperlink>
+      <w:r>
+        <w:rPr>
+          <w:lang w:val="fr_FR" w:bidi="fr_FR"/>
+        </w:rPr>
+        <w:t>1 Pierre 3.21</w:t>
+      </w:r>
       <w:r>
         <w:rPr>
           <w:lang w:val="fr_FR" w:bidi="fr_FR"/>
         </w:rPr>
         <w:t xml:space="preserve"> ; </w:t>
       </w:r>
-      <w:hyperlink r:id="rId88">
-        <w:r>
-          <w:rPr>
-            <w:lang w:val="fr_FR" w:bidi="fr_FR"/>
-          </w:rPr>
-          <w:rPr>
-            <w:color w:val="0000EE"/>
-            <w:u w:val="single"/>
-          </w:rPr>
-          <w:t>1 Jean 5.6</w:t>
-        </w:r>
-      </w:hyperlink>
+      <w:r>
+        <w:rPr>
+          <w:lang w:val="fr_FR" w:bidi="fr_FR"/>
+        </w:rPr>
+        <w:t>1 Jean 5.6</w:t>
+      </w:r>
       <w:r>
         <w:rPr>
           <w:lang w:val="fr_FR" w:bidi="fr_FR"/>
@@ -2068,90 +1558,60 @@
         </w:rPr>
         <w:t>Avant de mourir, le patriarche Jacob a béni chacun de ses fils et les fils de Joseph (</w:t>
       </w:r>
-      <w:hyperlink r:id="rId89">
-        <w:r>
-          <w:rPr>
-            <w:lang w:val="fr_FR" w:bidi="fr_FR"/>
-          </w:rPr>
-          <w:rPr>
-            <w:color w:val="0000EE"/>
-            <w:u w:val="single"/>
-          </w:rPr>
-          <w:t>Gn 49.1–28</w:t>
-        </w:r>
-      </w:hyperlink>
+      <w:r>
+        <w:rPr>
+          <w:lang w:val="fr_FR" w:bidi="fr_FR"/>
+        </w:rPr>
+        <w:t>Gn 49.1–28</w:t>
+      </w:r>
       <w:r>
         <w:rPr>
           <w:lang w:val="fr_FR" w:bidi="fr_FR"/>
         </w:rPr>
         <w:t xml:space="preserve"> ; </w:t>
       </w:r>
-      <w:hyperlink r:id="rId90">
-        <w:r>
-          <w:rPr>
-            <w:lang w:val="fr_FR" w:bidi="fr_FR"/>
-          </w:rPr>
-          <w:rPr>
-            <w:color w:val="0000EE"/>
-            <w:u w:val="single"/>
-          </w:rPr>
-          <w:t>48.3–20</w:t>
-        </w:r>
-      </w:hyperlink>
+      <w:r>
+        <w:rPr>
+          <w:lang w:val="fr_FR" w:bidi="fr_FR"/>
+        </w:rPr>
+        <w:t>48.3–20</w:t>
+      </w:r>
       <w:r>
         <w:rPr>
           <w:lang w:val="fr_FR" w:bidi="fr_FR"/>
         </w:rPr>
         <w:t>). Lui-même avait aussi été béni par son père Isaac (</w:t>
       </w:r>
-      <w:hyperlink r:id="rId91">
-        <w:r>
-          <w:rPr>
-            <w:lang w:val="fr_FR" w:bidi="fr_FR"/>
-          </w:rPr>
-          <w:rPr>
-            <w:color w:val="0000EE"/>
-            <w:u w:val="single"/>
-          </w:rPr>
-          <w:t>27.27–29</w:t>
-        </w:r>
-      </w:hyperlink>
+      <w:r>
+        <w:rPr>
+          <w:lang w:val="fr_FR" w:bidi="fr_FR"/>
+        </w:rPr>
+        <w:t>27.27–29</w:t>
+      </w:r>
       <w:r>
         <w:rPr>
           <w:lang w:val="fr_FR" w:bidi="fr_FR"/>
         </w:rPr>
         <w:t>). Une bénédiction produit du bien dans la vie de celui ou de ceux qui sont bénis alors que la malédiction produit du mal (</w:t>
       </w:r>
-      <w:hyperlink r:id="rId92">
-        <w:r>
-          <w:rPr>
-            <w:lang w:val="fr_FR" w:bidi="fr_FR"/>
-          </w:rPr>
-          <w:rPr>
-            <w:color w:val="0000EE"/>
-            <w:u w:val="single"/>
-          </w:rPr>
-          <w:t>Lv 26.14–39</w:t>
-        </w:r>
-      </w:hyperlink>
+      <w:r>
+        <w:rPr>
+          <w:lang w:val="fr_FR" w:bidi="fr_FR"/>
+        </w:rPr>
+        <w:t>Lv 26.14–39</w:t>
+      </w:r>
       <w:r>
         <w:rPr>
           <w:lang w:val="fr_FR" w:bidi="fr_FR"/>
         </w:rPr>
         <w:t xml:space="preserve">). Souvent celui qui bénit le fait savoir publiquement, ce qui aide la personne bénie à prospérer. Par exemple, la bénédiction donnée par un père à son fils aîné était connue de toute la famille et donnait à ce fils des privilèges (voir p. ex. </w:t>
       </w:r>
-      <w:hyperlink r:id="rId93">
-        <w:r>
-          <w:rPr>
-            <w:lang w:val="fr_FR" w:bidi="fr_FR"/>
-          </w:rPr>
-          <w:rPr>
-            <w:color w:val="0000EE"/>
-            <w:u w:val="single"/>
-          </w:rPr>
-          <w:t>Gn 27</w:t>
-        </w:r>
-      </w:hyperlink>
+      <w:r>
+        <w:rPr>
+          <w:lang w:val="fr_FR" w:bidi="fr_FR"/>
+        </w:rPr>
+        <w:t>Gn 27</w:t>
+      </w:r>
       <w:r>
         <w:rPr>
           <w:lang w:val="fr_FR" w:bidi="fr_FR"/>
@@ -2172,36 +1632,24 @@
         </w:rPr>
         <w:t>Les promesses de bénédictions étaient essentielles à l'alliance que Dieu avait faite avec Israël pour motiver le peuple à obéir (</w:t>
       </w:r>
-      <w:hyperlink r:id="rId94">
-        <w:r>
-          <w:rPr>
-            <w:lang w:val="fr_FR" w:bidi="fr_FR"/>
-          </w:rPr>
-          <w:rPr>
-            <w:color w:val="0000EE"/>
-            <w:u w:val="single"/>
-          </w:rPr>
-          <w:t>Lv 26.3–13</w:t>
-        </w:r>
-      </w:hyperlink>
+      <w:r>
+        <w:rPr>
+          <w:lang w:val="fr_FR" w:bidi="fr_FR"/>
+        </w:rPr>
+        <w:t>Lv 26.3–13</w:t>
+      </w:r>
       <w:r>
         <w:rPr>
           <w:lang w:val="fr_FR" w:bidi="fr_FR"/>
         </w:rPr>
         <w:t xml:space="preserve">). L'obéissance était récompensée par des bénédictions, alors que la désobéissance entraînait des malédictions (voir </w:t>
       </w:r>
-      <w:hyperlink r:id="rId95">
-        <w:r>
-          <w:rPr>
-            <w:lang w:val="fr_FR" w:bidi="fr_FR"/>
-          </w:rPr>
-          <w:rPr>
-            <w:color w:val="0000EE"/>
-            <w:u w:val="single"/>
-          </w:rPr>
-          <w:t>Dt 28</w:t>
-        </w:r>
-      </w:hyperlink>
+      <w:r>
+        <w:rPr>
+          <w:lang w:val="fr_FR" w:bidi="fr_FR"/>
+        </w:rPr>
+        <w:t>Dt 28</w:t>
+      </w:r>
       <w:r>
         <w:rPr>
           <w:lang w:val="fr_FR" w:bidi="fr_FR"/>
@@ -2222,234 +1670,156 @@
         </w:rPr>
         <w:t>La première des bénédictions de la Bible se produit lors de la création. Dieu, en tant que créateur, bénit les animaux et les êtres humains (</w:t>
       </w:r>
-      <w:hyperlink r:id="rId96">
-        <w:r>
-          <w:rPr>
-            <w:lang w:val="fr_FR" w:bidi="fr_FR"/>
-          </w:rPr>
-          <w:rPr>
-            <w:color w:val="0000EE"/>
-            <w:u w:val="single"/>
-          </w:rPr>
-          <w:t>Gn 1.22</w:t>
-        </w:r>
-      </w:hyperlink>
+      <w:r>
+        <w:rPr>
+          <w:lang w:val="fr_FR" w:bidi="fr_FR"/>
+        </w:rPr>
+        <w:t>Gn 1.22</w:t>
+      </w:r>
       <w:r>
         <w:rPr>
           <w:lang w:val="fr_FR" w:bidi="fr_FR"/>
         </w:rPr>
         <w:t xml:space="preserve"> ; </w:t>
       </w:r>
-      <w:hyperlink r:id="rId97">
-        <w:r>
-          <w:rPr>
-            <w:lang w:val="fr_FR" w:bidi="fr_FR"/>
-          </w:rPr>
-          <w:rPr>
-            <w:color w:val="0000EE"/>
-            <w:u w:val="single"/>
-          </w:rPr>
-          <w:t>1.28</w:t>
-        </w:r>
-      </w:hyperlink>
+      <w:r>
+        <w:rPr>
+          <w:lang w:val="fr_FR" w:bidi="fr_FR"/>
+        </w:rPr>
+        <w:t>1.28</w:t>
+      </w:r>
       <w:r>
         <w:rPr>
           <w:lang w:val="fr_FR" w:bidi="fr_FR"/>
         </w:rPr>
         <w:t xml:space="preserve"> ; voir </w:t>
       </w:r>
-      <w:hyperlink r:id="rId98">
-        <w:r>
-          <w:rPr>
-            <w:lang w:val="fr_FR" w:bidi="fr_FR"/>
-          </w:rPr>
-          <w:rPr>
-            <w:color w:val="0000EE"/>
-            <w:u w:val="single"/>
-          </w:rPr>
-          <w:t>Ps 104</w:t>
-        </w:r>
-      </w:hyperlink>
+      <w:r>
+        <w:rPr>
+          <w:lang w:val="fr_FR" w:bidi="fr_FR"/>
+        </w:rPr>
+        <w:t>Ps 104</w:t>
+      </w:r>
       <w:r>
         <w:rPr>
           <w:lang w:val="fr_FR" w:bidi="fr_FR"/>
         </w:rPr>
         <w:t xml:space="preserve"> ; </w:t>
       </w:r>
-      <w:hyperlink r:id="rId99">
-        <w:r>
-          <w:rPr>
-            <w:lang w:val="fr_FR" w:bidi="fr_FR"/>
-          </w:rPr>
-          <w:rPr>
-            <w:color w:val="0000EE"/>
-            <w:u w:val="single"/>
-          </w:rPr>
-          <w:t>128.3–4</w:t>
-        </w:r>
-      </w:hyperlink>
+      <w:r>
+        <w:rPr>
+          <w:lang w:val="fr_FR" w:bidi="fr_FR"/>
+        </w:rPr>
+        <w:t>128.3–4</w:t>
+      </w:r>
       <w:r>
         <w:rPr>
           <w:lang w:val="fr_FR" w:bidi="fr_FR"/>
         </w:rPr>
         <w:t>). Dieu utilise également les êtres humains pour transmettre sa bénédiction aux autres. Par exemple, Dieu a choisi Abraham pour que les nations soient bénies en lui (</w:t>
       </w:r>
-      <w:hyperlink r:id="rId100">
-        <w:r>
-          <w:rPr>
-            <w:lang w:val="fr_FR" w:bidi="fr_FR"/>
-          </w:rPr>
-          <w:rPr>
-            <w:color w:val="0000EE"/>
-            <w:u w:val="single"/>
-          </w:rPr>
-          <w:t>Gn 12.2–3</w:t>
-        </w:r>
-      </w:hyperlink>
+      <w:r>
+        <w:rPr>
+          <w:lang w:val="fr_FR" w:bidi="fr_FR"/>
+        </w:rPr>
+        <w:t>Gn 12.2–3</w:t>
+      </w:r>
       <w:r>
         <w:rPr>
           <w:lang w:val="fr_FR" w:bidi="fr_FR"/>
         </w:rPr>
         <w:t>). La bénédiction de Dieu peut se transmettre dans une famille, du roi au peuple, et aussi par les sacrificateurs de Dieu (</w:t>
       </w:r>
-      <w:hyperlink r:id="rId91">
-        <w:r>
-          <w:rPr>
-            <w:lang w:val="fr_FR" w:bidi="fr_FR"/>
-          </w:rPr>
-          <w:rPr>
-            <w:color w:val="0000EE"/>
-            <w:u w:val="single"/>
-          </w:rPr>
-          <w:t>27.27–29</w:t>
-        </w:r>
-      </w:hyperlink>
+      <w:r>
+        <w:rPr>
+          <w:lang w:val="fr_FR" w:bidi="fr_FR"/>
+        </w:rPr>
+        <w:t>27.27–29</w:t>
+      </w:r>
       <w:r>
         <w:rPr>
           <w:lang w:val="fr_FR" w:bidi="fr_FR"/>
         </w:rPr>
         <w:t xml:space="preserve"> ; </w:t>
       </w:r>
-      <w:hyperlink r:id="rId101">
-        <w:r>
-          <w:rPr>
-            <w:lang w:val="fr_FR" w:bidi="fr_FR"/>
-          </w:rPr>
-          <w:rPr>
-            <w:color w:val="0000EE"/>
-            <w:u w:val="single"/>
-          </w:rPr>
-          <w:t>14.19</w:t>
-        </w:r>
-      </w:hyperlink>
+      <w:r>
+        <w:rPr>
+          <w:lang w:val="fr_FR" w:bidi="fr_FR"/>
+        </w:rPr>
+        <w:t>14.19</w:t>
+      </w:r>
       <w:r>
         <w:rPr>
           <w:lang w:val="fr_FR" w:bidi="fr_FR"/>
         </w:rPr>
         <w:t xml:space="preserve"> ; </w:t>
       </w:r>
-      <w:hyperlink r:id="rId102">
-        <w:r>
-          <w:rPr>
-            <w:lang w:val="fr_FR" w:bidi="fr_FR"/>
-          </w:rPr>
-          <w:rPr>
-            <w:color w:val="0000EE"/>
-            <w:u w:val="single"/>
-          </w:rPr>
-          <w:t>1R 8.14</w:t>
-        </w:r>
-      </w:hyperlink>
+      <w:r>
+        <w:rPr>
+          <w:lang w:val="fr_FR" w:bidi="fr_FR"/>
+        </w:rPr>
+        <w:t>1R 8.14</w:t>
+      </w:r>
       <w:r>
         <w:rPr>
           <w:lang w:val="fr_FR" w:bidi="fr_FR"/>
         </w:rPr>
         <w:t xml:space="preserve">, </w:t>
       </w:r>
-      <w:hyperlink r:id="rId103">
-        <w:r>
-          <w:rPr>
-            <w:lang w:val="fr_FR" w:bidi="fr_FR"/>
-          </w:rPr>
-          <w:rPr>
-            <w:color w:val="0000EE"/>
-            <w:u w:val="single"/>
-          </w:rPr>
-          <w:t>52</w:t>
-        </w:r>
-      </w:hyperlink>
+      <w:r>
+        <w:rPr>
+          <w:lang w:val="fr_FR" w:bidi="fr_FR"/>
+        </w:rPr>
+        <w:t>52</w:t>
+      </w:r>
       <w:r>
         <w:rPr>
           <w:lang w:val="fr_FR" w:bidi="fr_FR"/>
         </w:rPr>
         <w:t xml:space="preserve">, </w:t>
       </w:r>
-      <w:hyperlink r:id="rId104">
-        <w:r>
-          <w:rPr>
-            <w:lang w:val="fr_FR" w:bidi="fr_FR"/>
-          </w:rPr>
-          <w:rPr>
-            <w:color w:val="0000EE"/>
-            <w:u w:val="single"/>
-          </w:rPr>
-          <w:t>66</w:t>
-        </w:r>
-      </w:hyperlink>
+      <w:r>
+        <w:rPr>
+          <w:lang w:val="fr_FR" w:bidi="fr_FR"/>
+        </w:rPr>
+        <w:t>66</w:t>
+      </w:r>
       <w:r>
         <w:rPr>
           <w:lang w:val="fr_FR" w:bidi="fr_FR"/>
         </w:rPr>
         <w:t xml:space="preserve"> ; </w:t>
       </w:r>
-      <w:hyperlink r:id="rId105">
-        <w:r>
-          <w:rPr>
-            <w:lang w:val="fr_FR" w:bidi="fr_FR"/>
-          </w:rPr>
-          <w:rPr>
-            <w:color w:val="0000EE"/>
-            <w:u w:val="single"/>
-          </w:rPr>
-          <w:t>Lv 9.22</w:t>
-        </w:r>
-      </w:hyperlink>
+      <w:r>
+        <w:rPr>
+          <w:lang w:val="fr_FR" w:bidi="fr_FR"/>
+        </w:rPr>
+        <w:t>Lv 9.22</w:t>
+      </w:r>
       <w:r>
         <w:rPr>
           <w:lang w:val="fr_FR" w:bidi="fr_FR"/>
         </w:rPr>
         <w:t>). Les sacrificateurs d'Israël devaient prononcer la bénédiction de Dieu sur Israël (</w:t>
       </w:r>
-      <w:hyperlink r:id="rId106">
-        <w:r>
-          <w:rPr>
-            <w:lang w:val="fr_FR" w:bidi="fr_FR"/>
-          </w:rPr>
-          <w:rPr>
-            <w:color w:val="0000EE"/>
-            <w:u w:val="single"/>
-          </w:rPr>
-          <w:t>Nb 6.24–26</w:t>
-        </w:r>
-      </w:hyperlink>
+      <w:r>
+        <w:rPr>
+          <w:lang w:val="fr_FR" w:bidi="fr_FR"/>
+        </w:rPr>
+        <w:t>Nb 6.24–26</w:t>
+      </w:r>
       <w:r>
         <w:rPr>
           <w:lang w:val="fr_FR" w:bidi="fr_FR"/>
         </w:rPr>
         <w:t xml:space="preserve"> ; </w:t>
       </w:r>
-      <w:hyperlink r:id="rId107">
-        <w:r>
-          <w:rPr>
-            <w:lang w:val="fr_FR" w:bidi="fr_FR"/>
-          </w:rPr>
-          <w:rPr>
-            <w:color w:val="0000EE"/>
-            <w:u w:val="single"/>
-          </w:rPr>
-          <w:t>Dt 10.8</w:t>
-        </w:r>
-      </w:hyperlink>
+      <w:r>
+        <w:rPr>
+          <w:lang w:val="fr_FR" w:bidi="fr_FR"/>
+        </w:rPr>
+        <w:t>Dt 10.8</w:t>
+      </w:r>
       <w:r>
         <w:rPr>
           <w:lang w:val="fr_FR" w:bidi="fr_FR"/>
@@ -2492,36 +1862,24 @@
         </w:rPr>
         <w:t>Elles sont transmises de quelqu'un de plus grand à quelqu'un qui lui est inférieur (</w:t>
       </w:r>
-      <w:hyperlink r:id="rId108">
-        <w:r>
-          <w:rPr>
-            <w:lang w:val="fr_FR" w:bidi="fr_FR"/>
-          </w:rPr>
-          <w:rPr>
-            <w:color w:val="0000EE"/>
-            <w:u w:val="single"/>
-          </w:rPr>
-          <w:t>Gn 32.26</w:t>
-        </w:r>
-      </w:hyperlink>
+      <w:r>
+        <w:rPr>
+          <w:lang w:val="fr_FR" w:bidi="fr_FR"/>
+        </w:rPr>
+        <w:t>Gn 32.26</w:t>
+      </w:r>
       <w:r>
         <w:rPr>
           <w:lang w:val="fr_FR" w:bidi="fr_FR"/>
         </w:rPr>
         <w:t xml:space="preserve"> ; </w:t>
       </w:r>
-      <w:hyperlink r:id="rId109">
-        <w:r>
-          <w:rPr>
-            <w:lang w:val="fr_FR" w:bidi="fr_FR"/>
-          </w:rPr>
-          <w:rPr>
-            <w:color w:val="0000EE"/>
-            <w:u w:val="single"/>
-          </w:rPr>
-          <w:t>Hé 7.6–7</w:t>
-        </w:r>
-      </w:hyperlink>
+      <w:r>
+        <w:rPr>
+          <w:lang w:val="fr_FR" w:bidi="fr_FR"/>
+        </w:rPr>
+        <w:t>Hé 7.6–7</w:t>
+      </w:r>
       <w:r>
         <w:rPr>
           <w:lang w:val="fr_FR" w:bidi="fr_FR"/>
@@ -2546,18 +1904,12 @@
         </w:rPr>
         <w:t>Elles transmettent la faveur et ont pour but de faire du bien et de faire prospérer (</w:t>
       </w:r>
-      <w:hyperlink r:id="rId110">
-        <w:r>
-          <w:rPr>
-            <w:lang w:val="fr_FR" w:bidi="fr_FR"/>
-          </w:rPr>
-          <w:rPr>
-            <w:color w:val="0000EE"/>
-            <w:u w:val="single"/>
-          </w:rPr>
-          <w:t>Dt 28.3–7</w:t>
-        </w:r>
-      </w:hyperlink>
+      <w:r>
+        <w:rPr>
+          <w:lang w:val="fr_FR" w:bidi="fr_FR"/>
+        </w:rPr>
+        <w:t>Dt 28.3–7</w:t>
+      </w:r>
       <w:r>
         <w:rPr>
           <w:lang w:val="fr_FR" w:bidi="fr_FR"/>
@@ -2582,36 +1934,24 @@
         </w:rPr>
         <w:t>En ce qui concerne les bénédictions des alliances de Dieu, ceux qui les reçoivent sont bénis à cause de sa grâce et de son amour (</w:t>
       </w:r>
-      <w:hyperlink r:id="rId111">
-        <w:r>
-          <w:rPr>
-            <w:lang w:val="fr_FR" w:bidi="fr_FR"/>
-          </w:rPr>
-          <w:rPr>
-            <w:color w:val="0000EE"/>
-            <w:u w:val="single"/>
-          </w:rPr>
-          <w:t>Dt 7.7–8</w:t>
-        </w:r>
-      </w:hyperlink>
+      <w:r>
+        <w:rPr>
+          <w:lang w:val="fr_FR" w:bidi="fr_FR"/>
+        </w:rPr>
+        <w:t>Dt 7.7–8</w:t>
+      </w:r>
       <w:r>
         <w:rPr>
           <w:lang w:val="fr_FR" w:bidi="fr_FR"/>
         </w:rPr>
         <w:t xml:space="preserve">, </w:t>
       </w:r>
-      <w:hyperlink r:id="rId112">
-        <w:r>
-          <w:rPr>
-            <w:lang w:val="fr_FR" w:bidi="fr_FR"/>
-          </w:rPr>
-          <w:rPr>
-            <w:color w:val="0000EE"/>
-            <w:u w:val="single"/>
-          </w:rPr>
-          <w:t>12–15</w:t>
-        </w:r>
-      </w:hyperlink>
+      <w:r>
+        <w:rPr>
+          <w:lang w:val="fr_FR" w:bidi="fr_FR"/>
+        </w:rPr>
+        <w:t>12–15</w:t>
+      </w:r>
       <w:r>
         <w:rPr>
           <w:lang w:val="fr_FR" w:bidi="fr_FR"/>
@@ -2660,216 +2000,144 @@
         </w:rPr>
         <w:t>Dans le Nouveau Testament (NT), les bénédictions de Dieu sont plus spirituelles que matérielles, et plus éternelles que temporaires. Elles passent désormais par les promesses qui sont en Jésus-Christ plutôt que par la loi de Moïse (</w:t>
       </w:r>
-      <w:hyperlink r:id="rId113">
-        <w:r>
-          <w:rPr>
-            <w:lang w:val="fr_FR" w:bidi="fr_FR"/>
-          </w:rPr>
-          <w:rPr>
-            <w:color w:val="0000EE"/>
-            <w:u w:val="single"/>
-          </w:rPr>
-          <w:t>Mt 6.25</w:t>
-        </w:r>
-      </w:hyperlink>
+      <w:r>
+        <w:rPr>
+          <w:lang w:val="fr_FR" w:bidi="fr_FR"/>
+        </w:rPr>
+        <w:t>Mt 6.25</w:t>
+      </w:r>
       <w:r>
         <w:rPr>
           <w:lang w:val="fr_FR" w:bidi="fr_FR"/>
         </w:rPr>
         <w:t xml:space="preserve"> ; </w:t>
       </w:r>
-      <w:hyperlink r:id="rId114">
-        <w:r>
-          <w:rPr>
-            <w:lang w:val="fr_FR" w:bidi="fr_FR"/>
-          </w:rPr>
-          <w:rPr>
-            <w:color w:val="0000EE"/>
-            <w:u w:val="single"/>
-          </w:rPr>
-          <w:t>Ep 1.3</w:t>
-        </w:r>
-      </w:hyperlink>
+      <w:r>
+        <w:rPr>
+          <w:lang w:val="fr_FR" w:bidi="fr_FR"/>
+        </w:rPr>
+        <w:t>Ep 1.3</w:t>
+      </w:r>
       <w:r>
         <w:rPr>
           <w:lang w:val="fr_FR" w:bidi="fr_FR"/>
         </w:rPr>
         <w:t xml:space="preserve"> ; </w:t>
       </w:r>
-      <w:hyperlink r:id="rId115">
-        <w:r>
-          <w:rPr>
-            <w:lang w:val="fr_FR" w:bidi="fr_FR"/>
-          </w:rPr>
-          <w:rPr>
-            <w:color w:val="0000EE"/>
-            <w:u w:val="single"/>
-          </w:rPr>
-          <w:t>1P 3.9</w:t>
-        </w:r>
-      </w:hyperlink>
+      <w:r>
+        <w:rPr>
+          <w:lang w:val="fr_FR" w:bidi="fr_FR"/>
+        </w:rPr>
+        <w:t>1P 3.9</w:t>
+      </w:r>
       <w:r>
         <w:rPr>
           <w:lang w:val="fr_FR" w:bidi="fr_FR"/>
         </w:rPr>
         <w:t>) et s'appliquent à l'Église. En mourant sur la croix, Jésus a pris sur lui la malédiction du péché (</w:t>
       </w:r>
-      <w:hyperlink r:id="rId116">
-        <w:r>
-          <w:rPr>
-            <w:lang w:val="fr_FR" w:bidi="fr_FR"/>
-          </w:rPr>
-          <w:rPr>
-            <w:color w:val="0000EE"/>
-            <w:u w:val="single"/>
-          </w:rPr>
-          <w:t>Ga 3.13</w:t>
-        </w:r>
-      </w:hyperlink>
+      <w:r>
+        <w:rPr>
+          <w:lang w:val="fr_FR" w:bidi="fr_FR"/>
+        </w:rPr>
+        <w:t>Ga 3.13</w:t>
+      </w:r>
       <w:r>
         <w:rPr>
           <w:lang w:val="fr_FR" w:bidi="fr_FR"/>
         </w:rPr>
         <w:t>). Il a établi le royaume de Dieu (</w:t>
       </w:r>
-      <w:hyperlink r:id="rId117">
-        <w:r>
-          <w:rPr>
-            <w:lang w:val="fr_FR" w:bidi="fr_FR"/>
-          </w:rPr>
-          <w:rPr>
-            <w:color w:val="0000EE"/>
-            <w:u w:val="single"/>
-          </w:rPr>
-          <w:t>Mt 3.2</w:t>
-        </w:r>
-      </w:hyperlink>
+      <w:r>
+        <w:rPr>
+          <w:lang w:val="fr_FR" w:bidi="fr_FR"/>
+        </w:rPr>
+        <w:t>Mt 3.2</w:t>
+      </w:r>
       <w:r>
         <w:rPr>
           <w:lang w:val="fr_FR" w:bidi="fr_FR"/>
         </w:rPr>
         <w:t xml:space="preserve"> ; </w:t>
       </w:r>
-      <w:hyperlink r:id="rId118">
-        <w:r>
-          <w:rPr>
-            <w:lang w:val="fr_FR" w:bidi="fr_FR"/>
-          </w:rPr>
-          <w:rPr>
-            <w:color w:val="0000EE"/>
-            <w:u w:val="single"/>
-          </w:rPr>
-          <w:t>5.3–20</w:t>
-        </w:r>
-      </w:hyperlink>
+      <w:r>
+        <w:rPr>
+          <w:lang w:val="fr_FR" w:bidi="fr_FR"/>
+        </w:rPr>
+        <w:t>5.3–20</w:t>
+      </w:r>
       <w:r>
         <w:rPr>
           <w:lang w:val="fr_FR" w:bidi="fr_FR"/>
         </w:rPr>
         <w:t xml:space="preserve"> ; </w:t>
       </w:r>
-      <w:hyperlink r:id="rId119">
-        <w:r>
-          <w:rPr>
-            <w:lang w:val="fr_FR" w:bidi="fr_FR"/>
-          </w:rPr>
-          <w:rPr>
-            <w:color w:val="0000EE"/>
-            <w:u w:val="single"/>
-          </w:rPr>
-          <w:t>Jn 3.3–5</w:t>
-        </w:r>
-      </w:hyperlink>
+      <w:r>
+        <w:rPr>
+          <w:lang w:val="fr_FR" w:bidi="fr_FR"/>
+        </w:rPr>
+        <w:t>Jn 3.3–5</w:t>
+      </w:r>
       <w:r>
         <w:rPr>
           <w:lang w:val="fr_FR" w:bidi="fr_FR"/>
         </w:rPr>
         <w:t>) et a accordé le pardon des péchés à ses citoyens (</w:t>
       </w:r>
-      <w:hyperlink r:id="rId120">
-        <w:r>
-          <w:rPr>
-            <w:lang w:val="fr_FR" w:bidi="fr_FR"/>
-          </w:rPr>
-          <w:rPr>
-            <w:color w:val="0000EE"/>
-            <w:u w:val="single"/>
-          </w:rPr>
-          <w:t>Rm 4.6–25</w:t>
-        </w:r>
-      </w:hyperlink>
+      <w:r>
+        <w:rPr>
+          <w:lang w:val="fr_FR" w:bidi="fr_FR"/>
+        </w:rPr>
+        <w:t>Rm 4.6–25</w:t>
+      </w:r>
       <w:r>
         <w:rPr>
           <w:lang w:val="fr_FR" w:bidi="fr_FR"/>
         </w:rPr>
         <w:t>). Désormais, Dieu appelle les chrétiens à être une bénédiction pour le monde (</w:t>
       </w:r>
-      <w:hyperlink r:id="rId121">
-        <w:r>
-          <w:rPr>
-            <w:lang w:val="fr_FR" w:bidi="fr_FR"/>
-          </w:rPr>
-          <w:rPr>
-            <w:color w:val="0000EE"/>
-            <w:u w:val="single"/>
-          </w:rPr>
-          <w:t>Lc 6.27–28</w:t>
-        </w:r>
-      </w:hyperlink>
+      <w:r>
+        <w:rPr>
+          <w:lang w:val="fr_FR" w:bidi="fr_FR"/>
+        </w:rPr>
+        <w:t>Lc 6.27–28</w:t>
+      </w:r>
       <w:r>
         <w:rPr>
           <w:lang w:val="fr_FR" w:bidi="fr_FR"/>
         </w:rPr>
         <w:t xml:space="preserve"> ; </w:t>
       </w:r>
-      <w:hyperlink r:id="rId122">
-        <w:r>
-          <w:rPr>
-            <w:lang w:val="fr_FR" w:bidi="fr_FR"/>
-          </w:rPr>
-          <w:rPr>
-            <w:color w:val="0000EE"/>
-            <w:u w:val="single"/>
-          </w:rPr>
-          <w:t>Rm 12.14</w:t>
-        </w:r>
-      </w:hyperlink>
+      <w:r>
+        <w:rPr>
+          <w:lang w:val="fr_FR" w:bidi="fr_FR"/>
+        </w:rPr>
+        <w:t>Rm 12.14</w:t>
+      </w:r>
       <w:r>
         <w:rPr>
           <w:lang w:val="fr_FR" w:bidi="fr_FR"/>
         </w:rPr>
         <w:t xml:space="preserve"> ; voir aussi </w:t>
       </w:r>
-      <w:hyperlink r:id="rId123">
-        <w:r>
-          <w:rPr>
-            <w:lang w:val="fr_FR" w:bidi="fr_FR"/>
-          </w:rPr>
-          <w:rPr>
-            <w:color w:val="0000EE"/>
-            <w:u w:val="single"/>
-          </w:rPr>
-          <w:t>Es 19.24</w:t>
-        </w:r>
-      </w:hyperlink>
+      <w:r>
+        <w:rPr>
+          <w:lang w:val="fr_FR" w:bidi="fr_FR"/>
+        </w:rPr>
+        <w:t>Es 19.24</w:t>
+      </w:r>
       <w:r>
         <w:rPr>
           <w:lang w:val="fr_FR" w:bidi="fr_FR"/>
         </w:rPr>
         <w:t xml:space="preserve"> ; </w:t>
       </w:r>
-      <w:hyperlink r:id="rId124">
-        <w:r>
-          <w:rPr>
-            <w:lang w:val="fr_FR" w:bidi="fr_FR"/>
-          </w:rPr>
-          <w:rPr>
-            <w:color w:val="0000EE"/>
-            <w:u w:val="single"/>
-          </w:rPr>
-          <w:t>Za 8.13</w:t>
-        </w:r>
-      </w:hyperlink>
+      <w:r>
+        <w:rPr>
+          <w:lang w:val="fr_FR" w:bidi="fr_FR"/>
+        </w:rPr>
+        <w:t>Za 8.13</w:t>
+      </w:r>
       <w:r>
         <w:rPr>
           <w:lang w:val="fr_FR" w:bidi="fr_FR"/>
@@ -2899,450 +2167,300 @@
           <w:lang w:val="fr_FR" w:bidi="fr_FR"/>
         </w:rPr>
       </w:r>
-      <w:hyperlink r:id="rId96">
-        <w:r>
-          <w:rPr>
-            <w:lang w:val="fr_FR" w:bidi="fr_FR"/>
-          </w:rPr>
-          <w:rPr>
-            <w:color w:val="0000EE"/>
-            <w:u w:val="single"/>
-          </w:rPr>
-          <w:t>Genèse 1.22</w:t>
-        </w:r>
-      </w:hyperlink>
+      <w:r>
+        <w:rPr>
+          <w:lang w:val="fr_FR" w:bidi="fr_FR"/>
+        </w:rPr>
+        <w:t>Genèse 1.22</w:t>
+      </w:r>
       <w:r>
         <w:rPr>
           <w:lang w:val="fr_FR" w:bidi="fr_FR"/>
         </w:rPr>
         <w:t xml:space="preserve">, </w:t>
       </w:r>
-      <w:hyperlink r:id="rId97">
-        <w:r>
-          <w:rPr>
-            <w:lang w:val="fr_FR" w:bidi="fr_FR"/>
-          </w:rPr>
-          <w:rPr>
-            <w:color w:val="0000EE"/>
-            <w:u w:val="single"/>
-          </w:rPr>
-          <w:t xml:space="preserve">28 </w:t>
-        </w:r>
-      </w:hyperlink>
+      <w:r>
+        <w:rPr>
+          <w:lang w:val="fr_FR" w:bidi="fr_FR"/>
+        </w:rPr>
+        <w:t xml:space="preserve">28 </w:t>
+      </w:r>
       <w:r>
         <w:rPr>
           <w:lang w:val="fr_FR" w:bidi="fr_FR"/>
         </w:rPr>
         <w:t xml:space="preserve">; </w:t>
       </w:r>
-      <w:hyperlink r:id="rId125">
-        <w:r>
-          <w:rPr>
-            <w:lang w:val="fr_FR" w:bidi="fr_FR"/>
-          </w:rPr>
-          <w:rPr>
-            <w:color w:val="0000EE"/>
-            <w:u w:val="single"/>
-          </w:rPr>
-          <w:t xml:space="preserve">9.26–27 </w:t>
-        </w:r>
-      </w:hyperlink>
+      <w:r>
+        <w:rPr>
+          <w:lang w:val="fr_FR" w:bidi="fr_FR"/>
+        </w:rPr>
+        <w:t xml:space="preserve">9.26–27 </w:t>
+      </w:r>
       <w:r>
         <w:rPr>
           <w:lang w:val="fr_FR" w:bidi="fr_FR"/>
         </w:rPr>
         <w:t xml:space="preserve">; </w:t>
       </w:r>
-      <w:hyperlink r:id="rId100">
-        <w:r>
-          <w:rPr>
-            <w:lang w:val="fr_FR" w:bidi="fr_FR"/>
-          </w:rPr>
-          <w:rPr>
-            <w:color w:val="0000EE"/>
-            <w:u w:val="single"/>
-          </w:rPr>
-          <w:t xml:space="preserve">12.2–3 </w:t>
-        </w:r>
-      </w:hyperlink>
+      <w:r>
+        <w:rPr>
+          <w:lang w:val="fr_FR" w:bidi="fr_FR"/>
+        </w:rPr>
+        <w:t xml:space="preserve">12.2–3 </w:t>
+      </w:r>
       <w:r>
         <w:rPr>
           <w:lang w:val="fr_FR" w:bidi="fr_FR"/>
         </w:rPr>
         <w:t xml:space="preserve">; </w:t>
       </w:r>
-      <w:hyperlink r:id="rId126">
-        <w:r>
-          <w:rPr>
-            <w:lang w:val="fr_FR" w:bidi="fr_FR"/>
-          </w:rPr>
-          <w:rPr>
-            <w:color w:val="0000EE"/>
-            <w:u w:val="single"/>
-          </w:rPr>
-          <w:t xml:space="preserve">14.19–20 </w:t>
-        </w:r>
-      </w:hyperlink>
+      <w:r>
+        <w:rPr>
+          <w:lang w:val="fr_FR" w:bidi="fr_FR"/>
+        </w:rPr>
+        <w:t xml:space="preserve">14.19–20 </w:t>
+      </w:r>
       <w:r>
         <w:rPr>
           <w:lang w:val="fr_FR" w:bidi="fr_FR"/>
         </w:rPr>
         <w:t xml:space="preserve">; </w:t>
       </w:r>
-      <w:hyperlink r:id="rId127">
-        <w:r>
-          <w:rPr>
-            <w:lang w:val="fr_FR" w:bidi="fr_FR"/>
-          </w:rPr>
-          <w:rPr>
-            <w:color w:val="0000EE"/>
-            <w:u w:val="single"/>
-          </w:rPr>
-          <w:t xml:space="preserve">24.59–60 </w:t>
-        </w:r>
-      </w:hyperlink>
+      <w:r>
+        <w:rPr>
+          <w:lang w:val="fr_FR" w:bidi="fr_FR"/>
+        </w:rPr>
+        <w:t xml:space="preserve">24.59–60 </w:t>
+      </w:r>
       <w:r>
         <w:rPr>
           <w:lang w:val="fr_FR" w:bidi="fr_FR"/>
         </w:rPr>
         <w:t xml:space="preserve">; </w:t>
       </w:r>
-      <w:hyperlink r:id="rId128">
-        <w:r>
-          <w:rPr>
-            <w:lang w:val="fr_FR" w:bidi="fr_FR"/>
-          </w:rPr>
-          <w:rPr>
-            <w:color w:val="0000EE"/>
-            <w:u w:val="single"/>
-          </w:rPr>
-          <w:t xml:space="preserve">27.1–41 </w:t>
-        </w:r>
-      </w:hyperlink>
+      <w:r>
+        <w:rPr>
+          <w:lang w:val="fr_FR" w:bidi="fr_FR"/>
+        </w:rPr>
+        <w:t xml:space="preserve">27.1–41 </w:t>
+      </w:r>
       <w:r>
         <w:rPr>
           <w:lang w:val="fr_FR" w:bidi="fr_FR"/>
         </w:rPr>
         <w:t xml:space="preserve">; </w:t>
       </w:r>
-      <w:hyperlink r:id="rId129">
-        <w:r>
-          <w:rPr>
-            <w:lang w:val="fr_FR" w:bidi="fr_FR"/>
-          </w:rPr>
-          <w:rPr>
-            <w:color w:val="0000EE"/>
-            <w:u w:val="single"/>
-          </w:rPr>
-          <w:t xml:space="preserve">28.1–4 </w:t>
-        </w:r>
-      </w:hyperlink>
+      <w:r>
+        <w:rPr>
+          <w:lang w:val="fr_FR" w:bidi="fr_FR"/>
+        </w:rPr>
+        <w:t xml:space="preserve">28.1–4 </w:t>
+      </w:r>
       <w:r>
         <w:rPr>
           <w:lang w:val="fr_FR" w:bidi="fr_FR"/>
         </w:rPr>
         <w:t xml:space="preserve">; </w:t>
       </w:r>
-      <w:hyperlink r:id="rId130">
-        <w:r>
-          <w:rPr>
-            <w:lang w:val="fr_FR" w:bidi="fr_FR"/>
-          </w:rPr>
-          <w:rPr>
-            <w:color w:val="0000EE"/>
-            <w:u w:val="single"/>
-          </w:rPr>
-          <w:t xml:space="preserve">32.24–30 </w:t>
-        </w:r>
-      </w:hyperlink>
+      <w:r>
+        <w:rPr>
+          <w:lang w:val="fr_FR" w:bidi="fr_FR"/>
+        </w:rPr>
+        <w:t xml:space="preserve">32.24–30 </w:t>
+      </w:r>
       <w:r>
         <w:rPr>
           <w:lang w:val="fr_FR" w:bidi="fr_FR"/>
         </w:rPr>
         <w:t xml:space="preserve">; </w:t>
       </w:r>
-      <w:hyperlink r:id="rId131">
-        <w:r>
-          <w:rPr>
-            <w:lang w:val="fr_FR" w:bidi="fr_FR"/>
-          </w:rPr>
-          <w:rPr>
-            <w:color w:val="0000EE"/>
-            <w:u w:val="single"/>
-          </w:rPr>
-          <w:t xml:space="preserve">46.1–50.26 </w:t>
-        </w:r>
-      </w:hyperlink>
+      <w:r>
+        <w:rPr>
+          <w:lang w:val="fr_FR" w:bidi="fr_FR"/>
+        </w:rPr>
+        <w:t xml:space="preserve">46.1–50.26 </w:t>
+      </w:r>
       <w:r>
         <w:rPr>
           <w:lang w:val="fr_FR" w:bidi="fr_FR"/>
         </w:rPr>
         <w:t xml:space="preserve">; </w:t>
       </w:r>
-      <w:hyperlink r:id="rId94">
-        <w:r>
-          <w:rPr>
-            <w:lang w:val="fr_FR" w:bidi="fr_FR"/>
-          </w:rPr>
-          <w:rPr>
-            <w:color w:val="0000EE"/>
-            <w:u w:val="single"/>
-          </w:rPr>
-          <w:t xml:space="preserve">Lévitique 26.3–13 </w:t>
-        </w:r>
-      </w:hyperlink>
+      <w:r>
+        <w:rPr>
+          <w:lang w:val="fr_FR" w:bidi="fr_FR"/>
+        </w:rPr>
+        <w:t xml:space="preserve">Lévitique 26.3–13 </w:t>
+      </w:r>
       <w:r>
         <w:rPr>
           <w:lang w:val="fr_FR" w:bidi="fr_FR"/>
         </w:rPr>
         <w:t xml:space="preserve">; </w:t>
       </w:r>
-      <w:hyperlink r:id="rId132">
-        <w:r>
-          <w:rPr>
-            <w:lang w:val="fr_FR" w:bidi="fr_FR"/>
-          </w:rPr>
-          <w:rPr>
-            <w:color w:val="0000EE"/>
-            <w:u w:val="single"/>
-          </w:rPr>
-          <w:t xml:space="preserve">Nombres 6.22–27 </w:t>
-        </w:r>
-      </w:hyperlink>
+      <w:r>
+        <w:rPr>
+          <w:lang w:val="fr_FR" w:bidi="fr_FR"/>
+        </w:rPr>
+        <w:t xml:space="preserve">Nombres 6.22–27 </w:t>
+      </w:r>
       <w:r>
         <w:rPr>
           <w:lang w:val="fr_FR" w:bidi="fr_FR"/>
         </w:rPr>
         <w:t xml:space="preserve">; </w:t>
       </w:r>
-      <w:hyperlink r:id="rId112">
-        <w:r>
-          <w:rPr>
-            <w:lang w:val="fr_FR" w:bidi="fr_FR"/>
-          </w:rPr>
-          <w:rPr>
-            <w:color w:val="0000EE"/>
-            <w:u w:val="single"/>
-          </w:rPr>
-          <w:t xml:space="preserve">Deutéronome 7.12–15 </w:t>
-        </w:r>
-      </w:hyperlink>
+      <w:r>
+        <w:rPr>
+          <w:lang w:val="fr_FR" w:bidi="fr_FR"/>
+        </w:rPr>
+        <w:t xml:space="preserve">Deutéronome 7.12–15 </w:t>
+      </w:r>
       <w:r>
         <w:rPr>
           <w:lang w:val="fr_FR" w:bidi="fr_FR"/>
         </w:rPr>
         <w:t xml:space="preserve">; </w:t>
       </w:r>
-      <w:hyperlink r:id="rId107">
-        <w:r>
-          <w:rPr>
-            <w:lang w:val="fr_FR" w:bidi="fr_FR"/>
-          </w:rPr>
-          <w:rPr>
-            <w:color w:val="0000EE"/>
-            <w:u w:val="single"/>
-          </w:rPr>
-          <w:t xml:space="preserve">10.8 </w:t>
-        </w:r>
-      </w:hyperlink>
+      <w:r>
+        <w:rPr>
+          <w:lang w:val="fr_FR" w:bidi="fr_FR"/>
+        </w:rPr>
+        <w:t xml:space="preserve">10.8 </w:t>
+      </w:r>
       <w:r>
         <w:rPr>
           <w:lang w:val="fr_FR" w:bidi="fr_FR"/>
         </w:rPr>
         <w:t xml:space="preserve">; </w:t>
       </w:r>
-      <w:hyperlink r:id="rId133">
-        <w:r>
-          <w:rPr>
-            <w:lang w:val="fr_FR" w:bidi="fr_FR"/>
-          </w:rPr>
-          <w:rPr>
-            <w:color w:val="0000EE"/>
-            <w:u w:val="single"/>
-          </w:rPr>
-          <w:t xml:space="preserve">28.1–14 </w:t>
-        </w:r>
-      </w:hyperlink>
+      <w:r>
+        <w:rPr>
+          <w:lang w:val="fr_FR" w:bidi="fr_FR"/>
+        </w:rPr>
+        <w:t xml:space="preserve">28.1–14 </w:t>
+      </w:r>
       <w:r>
         <w:rPr>
           <w:lang w:val="fr_FR" w:bidi="fr_FR"/>
         </w:rPr>
         <w:t xml:space="preserve">; </w:t>
       </w:r>
-      <w:hyperlink r:id="rId134">
-        <w:r>
-          <w:rPr>
-            <w:lang w:val="fr_FR" w:bidi="fr_FR"/>
-          </w:rPr>
-          <w:rPr>
-            <w:color w:val="0000EE"/>
-            <w:u w:val="single"/>
-          </w:rPr>
-          <w:t xml:space="preserve">33.1–29 </w:t>
-        </w:r>
-      </w:hyperlink>
+      <w:r>
+        <w:rPr>
+          <w:lang w:val="fr_FR" w:bidi="fr_FR"/>
+        </w:rPr>
+        <w:t xml:space="preserve">33.1–29 </w:t>
+      </w:r>
       <w:r>
         <w:rPr>
           <w:lang w:val="fr_FR" w:bidi="fr_FR"/>
         </w:rPr>
         <w:t xml:space="preserve">; </w:t>
       </w:r>
-      <w:hyperlink r:id="rId135">
-        <w:r>
-          <w:rPr>
-            <w:lang w:val="fr_FR" w:bidi="fr_FR"/>
-          </w:rPr>
-          <w:rPr>
-            <w:color w:val="0000EE"/>
-            <w:u w:val="single"/>
-          </w:rPr>
-          <w:t xml:space="preserve">1 Samuel 2.20–21 </w:t>
-        </w:r>
-      </w:hyperlink>
+      <w:r>
+        <w:rPr>
+          <w:lang w:val="fr_FR" w:bidi="fr_FR"/>
+        </w:rPr>
+        <w:t xml:space="preserve">1 Samuel 2.20–21 </w:t>
+      </w:r>
       <w:r>
         <w:rPr>
           <w:lang w:val="fr_FR" w:bidi="fr_FR"/>
         </w:rPr>
         <w:t xml:space="preserve">; </w:t>
       </w:r>
-      <w:hyperlink r:id="rId136">
-        <w:r>
-          <w:rPr>
-            <w:lang w:val="fr_FR" w:bidi="fr_FR"/>
-          </w:rPr>
-          <w:rPr>
-            <w:color w:val="0000EE"/>
-            <w:u w:val="single"/>
-          </w:rPr>
-          <w:t xml:space="preserve">Psaume 128.1–6 </w:t>
-        </w:r>
-      </w:hyperlink>
+      <w:r>
+        <w:rPr>
+          <w:lang w:val="fr_FR" w:bidi="fr_FR"/>
+        </w:rPr>
+        <w:t xml:space="preserve">Psaume 128.1–6 </w:t>
+      </w:r>
       <w:r>
         <w:rPr>
           <w:lang w:val="fr_FR" w:bidi="fr_FR"/>
         </w:rPr>
         <w:t xml:space="preserve">; </w:t>
       </w:r>
-      <w:hyperlink r:id="rId137">
-        <w:r>
-          <w:rPr>
-            <w:lang w:val="fr_FR" w:bidi="fr_FR"/>
-          </w:rPr>
-          <w:rPr>
-            <w:color w:val="0000EE"/>
-            <w:u w:val="single"/>
-          </w:rPr>
-          <w:t xml:space="preserve">Matthieu 5.3–12 </w:t>
-        </w:r>
-      </w:hyperlink>
+      <w:r>
+        <w:rPr>
+          <w:lang w:val="fr_FR" w:bidi="fr_FR"/>
+        </w:rPr>
+        <w:t xml:space="preserve">Matthieu 5.3–12 </w:t>
+      </w:r>
       <w:r>
         <w:rPr>
           <w:lang w:val="fr_FR" w:bidi="fr_FR"/>
         </w:rPr>
         <w:t xml:space="preserve">; </w:t>
       </w:r>
-      <w:hyperlink r:id="rId121">
-        <w:r>
-          <w:rPr>
-            <w:lang w:val="fr_FR" w:bidi="fr_FR"/>
-          </w:rPr>
-          <w:rPr>
-            <w:color w:val="0000EE"/>
-            <w:u w:val="single"/>
-          </w:rPr>
-          <w:t xml:space="preserve">Luc 6.27–28 </w:t>
-        </w:r>
-      </w:hyperlink>
+      <w:r>
+        <w:rPr>
+          <w:lang w:val="fr_FR" w:bidi="fr_FR"/>
+        </w:rPr>
+        <w:t xml:space="preserve">Luc 6.27–28 </w:t>
+      </w:r>
       <w:r>
         <w:rPr>
           <w:lang w:val="fr_FR" w:bidi="fr_FR"/>
         </w:rPr>
         <w:t xml:space="preserve">; </w:t>
       </w:r>
-      <w:hyperlink r:id="rId122">
-        <w:r>
-          <w:rPr>
-            <w:lang w:val="fr_FR" w:bidi="fr_FR"/>
-          </w:rPr>
-          <w:rPr>
-            <w:color w:val="0000EE"/>
-            <w:u w:val="single"/>
-          </w:rPr>
-          <w:t xml:space="preserve">Romains 12.14 </w:t>
-        </w:r>
-      </w:hyperlink>
+      <w:r>
+        <w:rPr>
+          <w:lang w:val="fr_FR" w:bidi="fr_FR"/>
+        </w:rPr>
+        <w:t xml:space="preserve">Romains 12.14 </w:t>
+      </w:r>
       <w:r>
         <w:rPr>
           <w:lang w:val="fr_FR" w:bidi="fr_FR"/>
         </w:rPr>
         <w:t xml:space="preserve">; </w:t>
       </w:r>
-      <w:hyperlink r:id="rId138">
-        <w:r>
-          <w:rPr>
-            <w:lang w:val="fr_FR" w:bidi="fr_FR"/>
-          </w:rPr>
-          <w:rPr>
-            <w:color w:val="0000EE"/>
-            <w:u w:val="single"/>
-          </w:rPr>
-          <w:t xml:space="preserve">Galates 3.13–14 </w:t>
-        </w:r>
-      </w:hyperlink>
+      <w:r>
+        <w:rPr>
+          <w:lang w:val="fr_FR" w:bidi="fr_FR"/>
+        </w:rPr>
+        <w:t xml:space="preserve">Galates 3.13–14 </w:t>
+      </w:r>
       <w:r>
         <w:rPr>
           <w:lang w:val="fr_FR" w:bidi="fr_FR"/>
         </w:rPr>
         <w:t xml:space="preserve">; </w:t>
       </w:r>
-      <w:hyperlink r:id="rId114">
-        <w:r>
-          <w:rPr>
-            <w:lang w:val="fr_FR" w:bidi="fr_FR"/>
-          </w:rPr>
-          <w:rPr>
-            <w:color w:val="0000EE"/>
-            <w:u w:val="single"/>
-          </w:rPr>
-          <w:t xml:space="preserve">Éphésiens 1.3 </w:t>
-        </w:r>
-      </w:hyperlink>
+      <w:r>
+        <w:rPr>
+          <w:lang w:val="fr_FR" w:bidi="fr_FR"/>
+        </w:rPr>
+        <w:t xml:space="preserve">Éphésiens 1.3 </w:t>
+      </w:r>
       <w:r>
         <w:rPr>
           <w:lang w:val="fr_FR" w:bidi="fr_FR"/>
         </w:rPr>
         <w:t xml:space="preserve">; </w:t>
       </w:r>
-      <w:hyperlink r:id="rId109">
-        <w:r>
-          <w:rPr>
-            <w:lang w:val="fr_FR" w:bidi="fr_FR"/>
-          </w:rPr>
-          <w:rPr>
-            <w:color w:val="0000EE"/>
-            <w:u w:val="single"/>
-          </w:rPr>
-          <w:t xml:space="preserve">Hébreux 7.6–7 </w:t>
-        </w:r>
-      </w:hyperlink>
+      <w:r>
+        <w:rPr>
+          <w:lang w:val="fr_FR" w:bidi="fr_FR"/>
+        </w:rPr>
+        <w:t xml:space="preserve">Hébreux 7.6–7 </w:t>
+      </w:r>
       <w:r>
         <w:rPr>
           <w:lang w:val="fr_FR" w:bidi="fr_FR"/>
         </w:rPr>
         <w:t xml:space="preserve">; </w:t>
       </w:r>
-      <w:hyperlink r:id="rId115">
-        <w:r>
-          <w:rPr>
-            <w:lang w:val="fr_FR" w:bidi="fr_FR"/>
-          </w:rPr>
-          <w:rPr>
-            <w:color w:val="0000EE"/>
-            <w:u w:val="single"/>
-          </w:rPr>
-          <w:t>1 Pierre 3.9.</w:t>
-        </w:r>
-      </w:hyperlink>
+      <w:r>
+        <w:rPr>
+          <w:lang w:val="fr_FR" w:bidi="fr_FR"/>
+        </w:rPr>
+        <w:t>1 Pierre 3.9.</w:t>
+      </w:r>
       <w:r>
         <w:rPr>
           <w:lang w:val="fr_FR" w:bidi="fr_FR"/>
